--- a/APLOS/POPResources/Templates/IssueWithReqPOGRNReport20203.docx
+++ b/APLOS/POPResources/Templates/IssueWithReqPOGRNReport20203.docx
@@ -22,15 +22,15 @@
         <mc:AlternateContent>
           <mc:Choice Requires="wps">
             <w:drawing>
-              <wp:anchor distT="45720" distB="45720" distL="114300" distR="114300" simplePos="0" relativeHeight="251659264" behindDoc="0" locked="0" layoutInCell="1" allowOverlap="1" wp14:anchorId="62A1B102" wp14:editId="2859666D">
+              <wp:anchor distT="45720" distB="45720" distL="114300" distR="114300" simplePos="0" relativeHeight="251631104" behindDoc="0" locked="0" layoutInCell="1" allowOverlap="1" wp14:anchorId="0CBDFD2F" wp14:editId="186DAA64">
                 <wp:simplePos x="0" y="0"/>
                 <wp:positionH relativeFrom="margin">
-                  <wp:posOffset>-180340</wp:posOffset>
+                  <wp:posOffset>0</wp:posOffset>
                 </wp:positionH>
                 <wp:positionV relativeFrom="paragraph">
-                  <wp:posOffset>99695</wp:posOffset>
+                  <wp:posOffset>-526415</wp:posOffset>
                 </wp:positionV>
-                <wp:extent cx="3790950" cy="254635"/>
+                <wp:extent cx="9429750" cy="254635"/>
                 <wp:effectExtent l="0" t="0" r="0" b="0"/>
                 <wp:wrapSquare wrapText="bothSides"/>
                 <wp:docPr id="4" name="Text Box 2"/>
@@ -46,7 +46,7 @@
                       <wps:spPr bwMode="auto">
                         <a:xfrm>
                           <a:off x="0" y="0"/>
-                          <a:ext cx="3790950" cy="254635"/>
+                          <a:ext cx="9429750" cy="254635"/>
                         </a:xfrm>
                         <a:prstGeom prst="rect">
                           <a:avLst/>
@@ -63,21 +63,19 @@
                         <w:txbxContent>
                           <w:p>
                             <w:pPr>
+                              <w:jc w:val="center"/>
                               <w:rPr>
-                                <w:rFonts w:ascii="Tahoma" w:hAnsi="Tahoma" w:cs="Tahoma"/>
-                                <w:sz w:val="20"/>
-                                <w:szCs w:val="20"/>
-                                <w:u w:val="single"/>
+                                <w:sz w:val="28"/>
+                                <w:szCs w:val="28"/>
                               </w:rPr>
                             </w:pPr>
                             <w:r>
                               <w:rPr>
-                                <w:rFonts w:ascii="Tahoma" w:hAnsi="Tahoma" w:cs="Tahoma"/>
+                                <w:rFonts w:ascii="Arial,Bold" w:hAnsi="Arial,Bold" w:cs="Arial,Bold"/>
                                 <w:b/>
                                 <w:bCs/>
-                                <w:sz w:val="20"/>
-                                <w:szCs w:val="20"/>
-                                <w:u w:val="single"/>
+                                <w:sz w:val="28"/>
+                                <w:szCs w:val="28"/>
                               </w:rPr>
                               <w:t>ISSUE</w:t>
                             </w:r>
@@ -110,26 +108,24 @@
                 <v:stroke joinstyle="miter"/>
                 <v:path gradientshapeok="t" o:connecttype="rect"/>
               </v:shapetype>
-              <v:shape id="Text Box 2" o:spid="_x0000_s1026" type="#_x0000_t202" style="position:absolute;left:0;text-align:left;margin-left:-14.2pt;margin-top:7.85pt;width:298.5pt;height:20.05pt;z-index:251659264;visibility:visible;mso-wrap-style:square;mso-width-percent:0;mso-height-percent:0;mso-wrap-distance-left:9pt;mso-wrap-distance-top:3.6pt;mso-wrap-distance-right:9pt;mso-wrap-distance-bottom:3.6pt;mso-position-horizontal:absolute;mso-position-horizontal-relative:margin;mso-position-vertical:absolute;mso-position-vertical-relative:text;mso-width-percent:0;mso-height-percent:0;mso-width-relative:margin;mso-height-relative:margin;v-text-anchor:top" o:gfxdata="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" filled="f" stroked="f">
+              <v:shape id="Text Box 2" o:spid="_x0000_s1026" type="#_x0000_t202" style="position:absolute;left:0;text-align:left;margin-left:0;margin-top:-41.45pt;width:742.5pt;height:20.05pt;z-index:251631104;visibility:visible;mso-wrap-style:square;mso-width-percent:0;mso-height-percent:0;mso-wrap-distance-left:9pt;mso-wrap-distance-top:3.6pt;mso-wrap-distance-right:9pt;mso-wrap-distance-bottom:3.6pt;mso-position-horizontal:absolute;mso-position-horizontal-relative:margin;mso-position-vertical:absolute;mso-position-vertical-relative:text;mso-width-percent:0;mso-height-percent:0;mso-width-relative:margin;mso-height-relative:margin;v-text-anchor:top" o:gfxdata="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" filled="f" stroked="f">
                 <v:textbox>
                   <w:txbxContent>
                     <w:p>
                       <w:pPr>
+                        <w:jc w:val="center"/>
                         <w:rPr>
-                          <w:rFonts w:ascii="Tahoma" w:hAnsi="Tahoma" w:cs="Tahoma"/>
-                          <w:sz w:val="20"/>
-                          <w:szCs w:val="20"/>
-                          <w:u w:val="single"/>
+                          <w:sz w:val="28"/>
+                          <w:szCs w:val="28"/>
                         </w:rPr>
                       </w:pPr>
                       <w:r>
                         <w:rPr>
-                          <w:rFonts w:ascii="Tahoma" w:hAnsi="Tahoma" w:cs="Tahoma"/>
+                          <w:rFonts w:ascii="Arial,Bold" w:hAnsi="Arial,Bold" w:cs="Arial,Bold"/>
                           <w:b/>
                           <w:bCs/>
-                          <w:sz w:val="20"/>
-                          <w:szCs w:val="20"/>
-                          <w:u w:val="single"/>
+                          <w:sz w:val="28"/>
+                          <w:szCs w:val="28"/>
                         </w:rPr>
                         <w:t>ISSUE</w:t>
                       </w:r>
@@ -153,16 +149,18 @@
         </w:rPr>
         <w:t xml:space="preserve"> </w:t>
       </w:r>
+      <w:bookmarkStart w:id="0" w:name="_GoBack"/>
+      <w:bookmarkEnd w:id="0"/>
     </w:p>
     <w:tbl>
       <w:tblPr>
         <w:tblStyle w:val="TableGrid"/>
-        <w:tblpPr w:leftFromText="180" w:rightFromText="180" w:vertAnchor="page" w:horzAnchor="margin" w:tblpX="-72" w:tblpY="2851"/>
-        <w:tblW w:w="17118" w:type="dxa"/>
+        <w:tblpPr w:leftFromText="180" w:rightFromText="180" w:vertAnchor="page" w:horzAnchor="margin" w:tblpY="2806"/>
+        <w:tblW w:w="15348" w:type="dxa"/>
         <w:tblLook w:val="04A0" w:firstRow="1" w:lastRow="0" w:firstColumn="1" w:lastColumn="0" w:noHBand="0" w:noVBand="1"/>
       </w:tblPr>
       <w:tblGrid>
-        <w:gridCol w:w="17118"/>
+        <w:gridCol w:w="15348"/>
       </w:tblGrid>
       <w:tr>
         <w:trPr>
@@ -170,21 +168,19 @@
         </w:trPr>
         <w:tc>
           <w:tcPr>
-            <w:tcW w:w="17118" w:type="dxa"/>
+            <w:tcW w:w="15348" w:type="dxa"/>
           </w:tcPr>
           <w:p>
             <w:pPr>
               <w:rPr>
-                <w:rFonts w:ascii="Tahoma" w:hAnsi="Tahoma" w:cs="Tahoma"/>
-                <w:sz w:val="16"/>
-                <w:szCs w:val="16"/>
+                <w:rFonts w:ascii="Arial Narrow" w:hAnsi="Arial Narrow" w:cs="Arial"/>
+                <w:sz w:val="12"/>
               </w:rPr>
             </w:pPr>
             <w:r>
               <w:rPr>
-                <w:rFonts w:ascii="Tahoma" w:hAnsi="Tahoma" w:cs="Tahoma"/>
-                <w:sz w:val="16"/>
-                <w:szCs w:val="16"/>
+                <w:rFonts w:ascii="Arial Narrow" w:hAnsi="Arial Narrow" w:cs="Arial"/>
+                <w:sz w:val="12"/>
               </w:rPr>
               <w:t xml:space="preserve">     </w:t>
             </w:r>
@@ -197,46 +193,46 @@
               </w:tabs>
               <w:jc w:val="right"/>
               <w:rPr>
-                <w:rFonts w:ascii="Tahoma" w:eastAsia="Arial" w:hAnsi="Tahoma" w:cs="Tahoma"/>
+                <w:rFonts w:ascii="Arial Narrow" w:eastAsia="Arial" w:hAnsi="Arial Narrow" w:cs="Arial"/>
                 <w:b/>
                 <w:bCs/>
-                <w:sz w:val="16"/>
-                <w:szCs w:val="16"/>
+                <w:sz w:val="18"/>
+                <w:szCs w:val="18"/>
               </w:rPr>
             </w:pPr>
             <w:r>
               <w:rPr>
-                <w:rFonts w:ascii="Tahoma" w:eastAsia="Arial" w:hAnsi="Tahoma" w:cs="Tahoma"/>
+                <w:rFonts w:ascii="Arial Narrow" w:eastAsia="Arial" w:hAnsi="Arial Narrow" w:cs="Arial"/>
                 <w:b/>
                 <w:bCs/>
-                <w:sz w:val="16"/>
-                <w:szCs w:val="16"/>
+                <w:sz w:val="18"/>
+                <w:szCs w:val="18"/>
               </w:rPr>
               <w:tab/>
             </w:r>
             <w:r>
               <w:rPr>
-                <w:rFonts w:ascii="Tahoma" w:eastAsia="Arial" w:hAnsi="Tahoma" w:cs="Tahoma"/>
+                <w:rFonts w:ascii="Arial Narrow" w:eastAsia="Arial" w:hAnsi="Arial Narrow" w:cs="Arial"/>
                 <w:b/>
                 <w:bCs/>
-                <w:sz w:val="16"/>
-                <w:szCs w:val="16"/>
+                <w:sz w:val="18"/>
+                <w:szCs w:val="18"/>
               </w:rPr>
               <w:tab/>
               <w:t>Issue Slip No</w:t>
             </w:r>
             <w:r>
               <w:rPr>
-                <w:rFonts w:ascii="Tahoma" w:eastAsia="Arial" w:hAnsi="Tahoma" w:cs="Tahoma"/>
+                <w:rFonts w:ascii="Arial Narrow" w:eastAsia="Arial" w:hAnsi="Arial Narrow" w:cs="Arial"/>
                 <w:bCs/>
-                <w:sz w:val="16"/>
-                <w:szCs w:val="16"/>
+                <w:sz w:val="14"/>
+                <w:szCs w:val="14"/>
               </w:rPr>
               <w:t xml:space="preserve">: </w:t>
             </w:r>
             <w:r>
               <w:rPr>
-                <w:rFonts w:ascii="Tahoma" w:eastAsia="Times New Roman" w:hAnsi="Tahoma" w:cs="Tahoma"/>
+                <w:rFonts w:ascii="Arial Narrow" w:eastAsia="Times New Roman" w:hAnsi="Arial Narrow" w:cs="Arial"/>
                 <w:color w:val="000000"/>
                 <w:sz w:val="16"/>
                 <w:szCs w:val="16"/>
@@ -244,55 +240,67 @@
               <w:t>{</w:t>
             </w:r>
             <w:r>
-              <w:rPr>
-                <w:rFonts w:ascii="Tahoma" w:hAnsi="Tahoma" w:cs="Tahoma"/>
-                <w:sz w:val="16"/>
-                <w:szCs w:val="16"/>
-              </w:rPr>
               <w:t xml:space="preserve"> </w:t>
             </w:r>
             <w:r>
               <w:rPr>
-                <w:rFonts w:ascii="Tahoma" w:eastAsia="Times New Roman" w:hAnsi="Tahoma" w:cs="Tahoma"/>
+                <w:rFonts w:ascii="Arial Narrow" w:eastAsia="Times New Roman" w:hAnsi="Arial Narrow" w:cs="Arial"/>
                 <w:color w:val="000000"/>
                 <w:sz w:val="16"/>
                 <w:szCs w:val="16"/>
               </w:rPr>
-              <w:t>Id }</w:t>
+              <w:t xml:space="preserve">Id </w:t>
+            </w:r>
+            <w:r>
+              <w:rPr>
+                <w:rFonts w:ascii="Arial Narrow" w:eastAsia="Times New Roman" w:hAnsi="Arial Narrow" w:cs="Arial"/>
+                <w:color w:val="000000"/>
+                <w:sz w:val="16"/>
+                <w:szCs w:val="16"/>
+              </w:rPr>
+              <w:t>}</w:t>
             </w:r>
           </w:p>
           <w:p>
             <w:pPr>
               <w:jc w:val="right"/>
               <w:rPr>
-                <w:rFonts w:ascii="Tahoma" w:hAnsi="Tahoma" w:cs="Tahoma"/>
+                <w:rFonts w:ascii="Arial Narrow" w:hAnsi="Arial Narrow" w:cs="Arial"/>
                 <w:sz w:val="16"/>
-                <w:szCs w:val="16"/>
               </w:rPr>
             </w:pPr>
             <w:r>
               <w:rPr>
-                <w:rFonts w:ascii="Tahoma" w:eastAsia="Arial" w:hAnsi="Tahoma" w:cs="Tahoma"/>
+                <w:rFonts w:ascii="Arial Narrow" w:eastAsia="Arial" w:hAnsi="Arial Narrow" w:cs="Arial"/>
                 <w:b/>
                 <w:bCs/>
-                <w:sz w:val="16"/>
-                <w:szCs w:val="16"/>
+                <w:sz w:val="18"/>
+                <w:szCs w:val="18"/>
               </w:rPr>
-              <w:t xml:space="preserve">Dated:  </w:t>
+              <w:t>Dated</w:t>
             </w:r>
             <w:r>
               <w:rPr>
-                <w:rFonts w:ascii="Tahoma" w:eastAsia="Times New Roman" w:hAnsi="Tahoma" w:cs="Tahoma"/>
+                <w:rFonts w:ascii="Arial Narrow" w:eastAsia="Arial" w:hAnsi="Arial Narrow" w:cs="Arial"/>
+                <w:b/>
+                <w:bCs/>
+                <w:sz w:val="14"/>
+                <w:szCs w:val="14"/>
+              </w:rPr>
+              <w:t xml:space="preserve">:  </w:t>
+            </w:r>
+            <w:r>
+              <w:rPr>
+                <w:rFonts w:ascii="Arial Narrow" w:eastAsia="Times New Roman" w:hAnsi="Arial Narrow" w:cs="Arial"/>
                 <w:color w:val="000000"/>
-                <w:sz w:val="16"/>
-                <w:szCs w:val="16"/>
+                <w:sz w:val="14"/>
               </w:rPr>
               <w:t>{</w:t>
             </w:r>
             <w:proofErr w:type="spellStart"/>
             <w:r>
               <w:rPr>
-                <w:rFonts w:ascii="Tahoma" w:hAnsi="Tahoma" w:cs="Tahoma"/>
+                <w:rFonts w:ascii="Consolas" w:hAnsi="Consolas" w:cs="Consolas"/>
                 <w:color w:val="000000"/>
                 <w:sz w:val="16"/>
                 <w:szCs w:val="16"/>
@@ -302,10 +310,9 @@
             <w:proofErr w:type="spellEnd"/>
             <w:r>
               <w:rPr>
-                <w:rFonts w:ascii="Tahoma" w:eastAsia="Times New Roman" w:hAnsi="Tahoma" w:cs="Tahoma"/>
+                <w:rFonts w:ascii="Arial Narrow" w:eastAsia="Times New Roman" w:hAnsi="Arial Narrow" w:cs="Arial"/>
                 <w:color w:val="000000"/>
-                <w:sz w:val="16"/>
-                <w:szCs w:val="16"/>
+                <w:sz w:val="14"/>
               </w:rPr>
               <w:t xml:space="preserve">} </w:t>
             </w:r>
@@ -317,13 +324,14 @@
           <w:tblLook w:val="0000" w:firstRow="0" w:lastRow="0" w:firstColumn="0" w:lastColumn="0" w:noHBand="0" w:noVBand="0"/>
         </w:tblPrEx>
         <w:trPr>
-          <w:trHeight w:val="2135"/>
+          <w:trHeight w:val="2811"/>
         </w:trPr>
         <w:tc>
           <w:tcPr>
-            <w:tcW w:w="17118" w:type="dxa"/>
+            <w:tcW w:w="15348" w:type="dxa"/>
             <w:tcBorders>
               <w:left w:val="single" w:sz="4" w:space="0" w:color="auto"/>
+              <w:bottom w:val="single" w:sz="4" w:space="0" w:color="auto"/>
             </w:tcBorders>
           </w:tcPr>
           <w:p>
@@ -332,7 +340,7 @@
                 <w:tab w:val="left" w:pos="3030"/>
               </w:tabs>
               <w:rPr>
-                <w:rFonts w:ascii="Tahoma" w:eastAsia="Arial" w:hAnsi="Tahoma" w:cs="Tahoma"/>
+                <w:rFonts w:ascii="Arial Narrow" w:eastAsia="Arial" w:hAnsi="Arial Narrow" w:cs="Arial"/>
                 <w:b/>
                 <w:bCs/>
                 <w:sz w:val="16"/>
@@ -341,13 +349,23 @@
             </w:pPr>
             <w:r>
               <w:rPr>
-                <w:rFonts w:ascii="Tahoma" w:eastAsia="Arial" w:hAnsi="Tahoma" w:cs="Tahoma"/>
+                <w:rFonts w:ascii="Arial Narrow" w:eastAsia="Arial" w:hAnsi="Arial Narrow" w:cs="Arial"/>
                 <w:b/>
                 <w:bCs/>
                 <w:sz w:val="16"/>
                 <w:szCs w:val="16"/>
               </w:rPr>
-              <w:t>Issue  Details</w:t>
+              <w:t xml:space="preserve">Issue </w:t>
+            </w:r>
+            <w:r>
+              <w:rPr>
+                <w:rFonts w:ascii="Arial Narrow" w:eastAsia="Arial" w:hAnsi="Arial Narrow" w:cs="Arial"/>
+                <w:b/>
+                <w:bCs/>
+                <w:sz w:val="16"/>
+                <w:szCs w:val="16"/>
+              </w:rPr>
+              <w:t xml:space="preserve"> Details</w:t>
             </w:r>
           </w:p>
           <w:p>
@@ -356,24 +374,23 @@
                 <w:tab w:val="left" w:pos="3030"/>
               </w:tabs>
               <w:rPr>
-                <w:rFonts w:ascii="Tahoma" w:eastAsia="Arial" w:hAnsi="Tahoma" w:cs="Tahoma"/>
+                <w:rFonts w:ascii="Arial Narrow" w:eastAsia="Arial" w:hAnsi="Arial Narrow" w:cs="Arial"/>
                 <w:bCs/>
-                <w:sz w:val="16"/>
-                <w:szCs w:val="16"/>
+                <w:sz w:val="14"/>
+                <w:szCs w:val="14"/>
               </w:rPr>
             </w:pPr>
             <w:r>
               <w:rPr>
-                <w:rFonts w:ascii="Tahoma" w:eastAsia="Arial" w:hAnsi="Tahoma" w:cs="Tahoma"/>
+                <w:rFonts w:ascii="Arial Narrow" w:eastAsia="Arial" w:hAnsi="Arial Narrow" w:cs="Arial"/>
                 <w:bCs/>
-                <w:sz w:val="16"/>
-                <w:szCs w:val="16"/>
+                <w:sz w:val="14"/>
+                <w:szCs w:val="14"/>
               </w:rPr>
               <w:t>{</w:t>
             </w:r>
             <w:r>
               <w:rPr>
-                <w:rFonts w:ascii="Tahoma" w:hAnsi="Tahoma" w:cs="Tahoma"/>
                 <w:sz w:val="16"/>
                 <w:szCs w:val="16"/>
               </w:rPr>
@@ -381,10 +398,10 @@
             </w:r>
             <w:r>
               <w:rPr>
-                <w:rFonts w:ascii="Tahoma" w:eastAsia="Arial" w:hAnsi="Tahoma" w:cs="Tahoma"/>
+                <w:rFonts w:ascii="Arial Narrow" w:eastAsia="Arial" w:hAnsi="Arial Narrow" w:cs="Arial"/>
                 <w:bCs/>
-                <w:sz w:val="16"/>
-                <w:szCs w:val="16"/>
+                <w:sz w:val="14"/>
+                <w:szCs w:val="14"/>
               </w:rPr>
               <w:t>}</w:t>
             </w:r>
@@ -395,565 +412,8 @@
                 <w:tab w:val="left" w:pos="3030"/>
               </w:tabs>
               <w:rPr>
-                <w:rFonts w:ascii="Tahoma" w:hAnsi="Tahoma" w:cs="Tahoma"/>
-                <w:sz w:val="16"/>
-                <w:szCs w:val="16"/>
-              </w:rPr>
-            </w:pPr>
-          </w:p>
-          <w:p>
-            <w:pPr>
-              <w:rPr>
-                <w:rFonts w:ascii="Tahoma" w:hAnsi="Tahoma" w:cs="Tahoma"/>
-                <w:sz w:val="16"/>
-                <w:szCs w:val="16"/>
-              </w:rPr>
-            </w:pPr>
-          </w:p>
-          <w:p>
-            <w:pPr>
-              <w:rPr>
-                <w:rFonts w:ascii="Tahoma" w:hAnsi="Tahoma" w:cs="Tahoma"/>
-                <w:sz w:val="16"/>
-                <w:szCs w:val="16"/>
-              </w:rPr>
-            </w:pPr>
-          </w:p>
-          <w:p>
-            <w:pPr>
-              <w:tabs>
-                <w:tab w:val="left" w:pos="10170"/>
-              </w:tabs>
-              <w:rPr>
-                <w:rFonts w:ascii="Tahoma" w:hAnsi="Tahoma" w:cs="Tahoma"/>
-                <w:sz w:val="16"/>
-                <w:szCs w:val="16"/>
-              </w:rPr>
-            </w:pPr>
-            <w:r>
-              <w:rPr>
-                <w:rFonts w:ascii="Tahoma" w:hAnsi="Tahoma" w:cs="Tahoma"/>
-                <w:sz w:val="16"/>
-                <w:szCs w:val="16"/>
-              </w:rPr>
-              <w:tab/>
-            </w:r>
-            <w:bookmarkStart w:id="0" w:name="_GoBack"/>
-            <w:bookmarkEnd w:id="0"/>
-          </w:p>
-        </w:tc>
-      </w:tr>
-      <w:tr>
-        <w:tblPrEx>
-          <w:tblLook w:val="0000" w:firstRow="0" w:lastRow="0" w:firstColumn="0" w:lastColumn="0" w:noHBand="0" w:noVBand="0"/>
-        </w:tblPrEx>
-        <w:trPr>
-          <w:trHeight w:val="1253"/>
-        </w:trPr>
-        <w:tc>
-          <w:tcPr>
-            <w:tcW w:w="17118" w:type="dxa"/>
-            <w:tcBorders>
-              <w:left w:val="single" w:sz="4" w:space="0" w:color="auto"/>
-              <w:bottom w:val="single" w:sz="4" w:space="0" w:color="auto"/>
-            </w:tcBorders>
-          </w:tcPr>
-          <w:tbl>
-            <w:tblPr>
-              <w:tblStyle w:val="TableGrid"/>
-              <w:tblpPr w:leftFromText="180" w:rightFromText="180" w:vertAnchor="text" w:horzAnchor="margin" w:tblpXSpec="center" w:tblpY="619"/>
-              <w:tblOverlap w:val="never"/>
-              <w:tblW w:w="0" w:type="auto"/>
-              <w:tblBorders>
-                <w:top w:val="none" w:sz="0" w:space="0" w:color="auto"/>
-                <w:left w:val="none" w:sz="0" w:space="0" w:color="auto"/>
-                <w:bottom w:val="none" w:sz="0" w:space="0" w:color="auto"/>
-                <w:right w:val="none" w:sz="0" w:space="0" w:color="auto"/>
-                <w:insideH w:val="none" w:sz="0" w:space="0" w:color="auto"/>
-                <w:insideV w:val="none" w:sz="0" w:space="0" w:color="auto"/>
-              </w:tblBorders>
-              <w:tblLook w:val="04A0" w:firstRow="1" w:lastRow="0" w:firstColumn="1" w:lastColumn="0" w:noHBand="0" w:noVBand="1"/>
-            </w:tblPr>
-            <w:tblGrid>
-              <w:gridCol w:w="3805"/>
-              <w:gridCol w:w="3805"/>
-              <w:gridCol w:w="3805"/>
-            </w:tblGrid>
-            <w:tr>
-              <w:trPr>
-                <w:trHeight w:val="234"/>
-              </w:trPr>
-              <w:tc>
-                <w:tcPr>
-                  <w:tcW w:w="3805" w:type="dxa"/>
-                </w:tcPr>
-                <w:p>
-                  <w:pPr>
-                    <w:jc w:val="center"/>
-                    <w:rPr>
-                      <w:rFonts w:ascii="Tahoma" w:eastAsia="Arial" w:hAnsi="Tahoma" w:cs="Tahoma"/>
-                      <w:bCs/>
-                      <w:sz w:val="16"/>
-                      <w:szCs w:val="16"/>
-                    </w:rPr>
-                  </w:pPr>
-                  <w:r>
-                    <w:rPr>
-                      <w:rFonts w:ascii="Tahoma" w:eastAsia="Arial" w:hAnsi="Tahoma" w:cs="Tahoma"/>
-                      <w:bCs/>
-                      <w:noProof/>
-                      <w:color w:val="000000" w:themeColor="text1"/>
-                      <w:sz w:val="16"/>
-                      <w:szCs w:val="16"/>
-                    </w:rPr>
-                    <mc:AlternateContent>
-                      <mc:Choice Requires="wps">
-                        <w:drawing>
-                          <wp:anchor distT="0" distB="0" distL="114300" distR="114300" simplePos="0" relativeHeight="251661312" behindDoc="0" locked="0" layoutInCell="1" allowOverlap="1" wp14:anchorId="79738C92" wp14:editId="60E4AAA8">
-                            <wp:simplePos x="0" y="0"/>
-                            <wp:positionH relativeFrom="column">
-                              <wp:posOffset>383679</wp:posOffset>
-                            </wp:positionH>
-                            <wp:positionV relativeFrom="paragraph">
-                              <wp:posOffset>105797</wp:posOffset>
-                            </wp:positionV>
-                            <wp:extent cx="1391477" cy="0"/>
-                            <wp:effectExtent l="0" t="0" r="18415" b="19050"/>
-                            <wp:wrapNone/>
-                            <wp:docPr id="2" name="Straight Connector 2"/>
-                            <wp:cNvGraphicFramePr/>
-                            <a:graphic xmlns:a="http://schemas.openxmlformats.org/drawingml/2006/main">
-                              <a:graphicData uri="http://schemas.microsoft.com/office/word/2010/wordprocessingShape">
-                                <wps:wsp>
-                                  <wps:cNvCnPr/>
-                                  <wps:spPr>
-                                    <a:xfrm flipH="1">
-                                      <a:off x="0" y="0"/>
-                                      <a:ext cx="1391477" cy="0"/>
-                                    </a:xfrm>
-                                    <a:prstGeom prst="line">
-                                      <a:avLst/>
-                                    </a:prstGeom>
-                                    <a:ln>
-                                      <a:solidFill>
-                                        <a:schemeClr val="tx1"/>
-                                      </a:solidFill>
-                                    </a:ln>
-                                  </wps:spPr>
-                                  <wps:style>
-                                    <a:lnRef idx="1">
-                                      <a:schemeClr val="accent1"/>
-                                    </a:lnRef>
-                                    <a:fillRef idx="0">
-                                      <a:schemeClr val="accent1"/>
-                                    </a:fillRef>
-                                    <a:effectRef idx="0">
-                                      <a:schemeClr val="accent1"/>
-                                    </a:effectRef>
-                                    <a:fontRef idx="minor">
-                                      <a:schemeClr val="tx1"/>
-                                    </a:fontRef>
-                                  </wps:style>
-                                  <wps:bodyPr/>
-                                </wps:wsp>
-                              </a:graphicData>
-                            </a:graphic>
-                            <wp14:sizeRelH relativeFrom="margin">
-                              <wp14:pctWidth>0</wp14:pctWidth>
-                            </wp14:sizeRelH>
-                            <wp14:sizeRelV relativeFrom="margin">
-                              <wp14:pctHeight>0</wp14:pctHeight>
-                            </wp14:sizeRelV>
-                          </wp:anchor>
-                        </w:drawing>
-                      </mc:Choice>
-                      <mc:Fallback>
-                        <w:pict>
-                          <v:line id="Straight Connector 2" o:spid="_x0000_s1026" style="position:absolute;flip:x;z-index:251661312;visibility:visible;mso-wrap-style:square;mso-width-percent:0;mso-height-percent:0;mso-wrap-distance-left:9pt;mso-wrap-distance-top:0;mso-wrap-distance-right:9pt;mso-wrap-distance-bottom:0;mso-position-horizontal:absolute;mso-position-horizontal-relative:text;mso-position-vertical:absolute;mso-position-vertical-relative:text;mso-width-percent:0;mso-height-percent:0;mso-width-relative:margin;mso-height-relative:margin" from="30.2pt,8.35pt" to="139.75pt,8.35pt" o:gfxdata="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" strokecolor="black [3213]" strokeweight=".5pt">
-                            <v:stroke joinstyle="miter"/>
-                          </v:line>
-                        </w:pict>
-                      </mc:Fallback>
-                    </mc:AlternateContent>
-                  </w:r>
-                  <w:r>
-                    <w:rPr>
-                      <w:rFonts w:ascii="Tahoma" w:eastAsia="Arial" w:hAnsi="Tahoma" w:cs="Tahoma"/>
-                      <w:bCs/>
-                      <w:sz w:val="16"/>
-                      <w:szCs w:val="16"/>
-                    </w:rPr>
-                    <w:t>{</w:t>
-                  </w:r>
-                  <w:proofErr w:type="spellStart"/>
-                  <w:r>
-                    <w:rPr>
-                      <w:rFonts w:ascii="Tahoma" w:hAnsi="Tahoma" w:cs="Tahoma"/>
-                      <w:color w:val="000000"/>
-                      <w:sz w:val="16"/>
-                      <w:szCs w:val="16"/>
-                      <w:highlight w:val="white"/>
-                    </w:rPr>
-                    <w:t>PreparedBy</w:t>
-                  </w:r>
-                  <w:proofErr w:type="spellEnd"/>
-                  <w:r>
-                    <w:rPr>
-                      <w:rFonts w:ascii="Tahoma" w:eastAsia="Arial" w:hAnsi="Tahoma" w:cs="Tahoma"/>
-                      <w:bCs/>
-                      <w:sz w:val="16"/>
-                      <w:szCs w:val="16"/>
-                    </w:rPr>
-                    <w:t>}</w:t>
-                  </w:r>
-                </w:p>
-              </w:tc>
-              <w:tc>
-                <w:tcPr>
-                  <w:tcW w:w="3805" w:type="dxa"/>
-                </w:tcPr>
-                <w:p>
-                  <w:pPr>
-                    <w:jc w:val="center"/>
-                    <w:rPr>
-                      <w:rFonts w:ascii="Tahoma" w:eastAsia="Arial" w:hAnsi="Tahoma" w:cs="Tahoma"/>
-                      <w:bCs/>
-                      <w:sz w:val="16"/>
-                      <w:szCs w:val="16"/>
-                    </w:rPr>
-                  </w:pPr>
-                  <w:r>
-                    <w:rPr>
-                      <w:rFonts w:ascii="Tahoma" w:eastAsia="Arial" w:hAnsi="Tahoma" w:cs="Tahoma"/>
-                      <w:bCs/>
-                      <w:noProof/>
-                      <w:color w:val="000000" w:themeColor="text1"/>
-                      <w:sz w:val="16"/>
-                      <w:szCs w:val="16"/>
-                    </w:rPr>
-                    <mc:AlternateContent>
-                      <mc:Choice Requires="wps">
-                        <w:drawing>
-                          <wp:anchor distT="0" distB="0" distL="114300" distR="114300" simplePos="0" relativeHeight="251662336" behindDoc="0" locked="0" layoutInCell="1" allowOverlap="1" wp14:anchorId="3F73E558" wp14:editId="5C32338A">
-                            <wp:simplePos x="0" y="0"/>
-                            <wp:positionH relativeFrom="column">
-                              <wp:posOffset>298395</wp:posOffset>
-                            </wp:positionH>
-                            <wp:positionV relativeFrom="paragraph">
-                              <wp:posOffset>105797</wp:posOffset>
-                            </wp:positionV>
-                            <wp:extent cx="1526650" cy="0"/>
-                            <wp:effectExtent l="0" t="0" r="16510" b="19050"/>
-                            <wp:wrapNone/>
-                            <wp:docPr id="3" name="Straight Connector 3"/>
-                            <wp:cNvGraphicFramePr/>
-                            <a:graphic xmlns:a="http://schemas.openxmlformats.org/drawingml/2006/main">
-                              <a:graphicData uri="http://schemas.microsoft.com/office/word/2010/wordprocessingShape">
-                                <wps:wsp>
-                                  <wps:cNvCnPr/>
-                                  <wps:spPr>
-                                    <a:xfrm>
-                                      <a:off x="0" y="0"/>
-                                      <a:ext cx="1526650" cy="0"/>
-                                    </a:xfrm>
-                                    <a:prstGeom prst="line">
-                                      <a:avLst/>
-                                    </a:prstGeom>
-                                    <a:ln>
-                                      <a:solidFill>
-                                        <a:schemeClr val="tx1"/>
-                                      </a:solidFill>
-                                    </a:ln>
-                                  </wps:spPr>
-                                  <wps:style>
-                                    <a:lnRef idx="1">
-                                      <a:schemeClr val="accent1"/>
-                                    </a:lnRef>
-                                    <a:fillRef idx="0">
-                                      <a:schemeClr val="accent1"/>
-                                    </a:fillRef>
-                                    <a:effectRef idx="0">
-                                      <a:schemeClr val="accent1"/>
-                                    </a:effectRef>
-                                    <a:fontRef idx="minor">
-                                      <a:schemeClr val="tx1"/>
-                                    </a:fontRef>
-                                  </wps:style>
-                                  <wps:bodyPr/>
-                                </wps:wsp>
-                              </a:graphicData>
-                            </a:graphic>
-                            <wp14:sizeRelH relativeFrom="margin">
-                              <wp14:pctWidth>0</wp14:pctWidth>
-                            </wp14:sizeRelH>
-                          </wp:anchor>
-                        </w:drawing>
-                      </mc:Choice>
-                      <mc:Fallback>
-                        <w:pict>
-                          <v:line id="Straight Connector 3" o:spid="_x0000_s1026" style="position:absolute;z-index:251662336;visibility:visible;mso-wrap-style:square;mso-width-percent:0;mso-wrap-distance-left:9pt;mso-wrap-distance-top:0;mso-wrap-distance-right:9pt;mso-wrap-distance-bottom:0;mso-position-horizontal:absolute;mso-position-horizontal-relative:text;mso-position-vertical:absolute;mso-position-vertical-relative:text;mso-width-percent:0;mso-width-relative:margin" from="23.5pt,8.35pt" to="143.7pt,8.35pt" o:gfxdata="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" strokecolor="black [3213]" strokeweight=".5pt">
-                            <v:stroke joinstyle="miter"/>
-                          </v:line>
-                        </w:pict>
-                      </mc:Fallback>
-                    </mc:AlternateContent>
-                  </w:r>
-                  <w:r>
-                    <w:rPr>
-                      <w:rFonts w:ascii="Tahoma" w:eastAsia="Arial" w:hAnsi="Tahoma" w:cs="Tahoma"/>
-                      <w:bCs/>
-                      <w:sz w:val="16"/>
-                      <w:szCs w:val="16"/>
-                    </w:rPr>
-                    <w:t>{</w:t>
-                  </w:r>
-                  <w:proofErr w:type="spellStart"/>
-                  <w:r>
-                    <w:rPr>
-                      <w:rFonts w:ascii="Tahoma" w:hAnsi="Tahoma" w:cs="Tahoma"/>
-                      <w:color w:val="000000"/>
-                      <w:sz w:val="16"/>
-                      <w:szCs w:val="16"/>
-                      <w:highlight w:val="white"/>
-                    </w:rPr>
-                    <w:t>CheckedByName</w:t>
-                  </w:r>
-                  <w:proofErr w:type="spellEnd"/>
-                  <w:r>
-                    <w:rPr>
-                      <w:rFonts w:ascii="Tahoma" w:eastAsia="Arial" w:hAnsi="Tahoma" w:cs="Tahoma"/>
-                      <w:bCs/>
-                      <w:sz w:val="16"/>
-                      <w:szCs w:val="16"/>
-                    </w:rPr>
-                    <w:t>}</w:t>
-                  </w:r>
-                </w:p>
-              </w:tc>
-              <w:tc>
-                <w:tcPr>
-                  <w:tcW w:w="3805" w:type="dxa"/>
-                </w:tcPr>
-                <w:p>
-                  <w:pPr>
-                    <w:jc w:val="center"/>
-                    <w:rPr>
-                      <w:rFonts w:ascii="Tahoma" w:eastAsia="Arial" w:hAnsi="Tahoma" w:cs="Tahoma"/>
-                      <w:bCs/>
-                      <w:sz w:val="16"/>
-                      <w:szCs w:val="16"/>
-                    </w:rPr>
-                  </w:pPr>
-                  <w:r>
-                    <w:rPr>
-                      <w:rFonts w:ascii="Tahoma" w:eastAsia="Arial" w:hAnsi="Tahoma" w:cs="Tahoma"/>
-                      <w:bCs/>
-                      <w:noProof/>
-                      <w:color w:val="000000" w:themeColor="text1"/>
-                      <w:sz w:val="16"/>
-                      <w:szCs w:val="16"/>
-                    </w:rPr>
-                    <mc:AlternateContent>
-                      <mc:Choice Requires="wps">
-                        <w:drawing>
-                          <wp:anchor distT="0" distB="0" distL="114300" distR="114300" simplePos="0" relativeHeight="251663360" behindDoc="0" locked="0" layoutInCell="1" allowOverlap="1" wp14:anchorId="0CF0156B" wp14:editId="71726D01">
-                            <wp:simplePos x="0" y="0"/>
-                            <wp:positionH relativeFrom="column">
-                              <wp:posOffset>395991</wp:posOffset>
-                            </wp:positionH>
-                            <wp:positionV relativeFrom="paragraph">
-                              <wp:posOffset>105797</wp:posOffset>
-                            </wp:positionV>
-                            <wp:extent cx="1423283" cy="0"/>
-                            <wp:effectExtent l="0" t="0" r="24765" b="19050"/>
-                            <wp:wrapNone/>
-                            <wp:docPr id="5" name="Straight Connector 5"/>
-                            <wp:cNvGraphicFramePr/>
-                            <a:graphic xmlns:a="http://schemas.openxmlformats.org/drawingml/2006/main">
-                              <a:graphicData uri="http://schemas.microsoft.com/office/word/2010/wordprocessingShape">
-                                <wps:wsp>
-                                  <wps:cNvCnPr/>
-                                  <wps:spPr>
-                                    <a:xfrm>
-                                      <a:off x="0" y="0"/>
-                                      <a:ext cx="1423283" cy="0"/>
-                                    </a:xfrm>
-                                    <a:prstGeom prst="line">
-                                      <a:avLst/>
-                                    </a:prstGeom>
-                                    <a:ln>
-                                      <a:solidFill>
-                                        <a:schemeClr val="tx1"/>
-                                      </a:solidFill>
-                                    </a:ln>
-                                  </wps:spPr>
-                                  <wps:style>
-                                    <a:lnRef idx="1">
-                                      <a:schemeClr val="accent1"/>
-                                    </a:lnRef>
-                                    <a:fillRef idx="0">
-                                      <a:schemeClr val="accent1"/>
-                                    </a:fillRef>
-                                    <a:effectRef idx="0">
-                                      <a:schemeClr val="accent1"/>
-                                    </a:effectRef>
-                                    <a:fontRef idx="minor">
-                                      <a:schemeClr val="tx1"/>
-                                    </a:fontRef>
-                                  </wps:style>
-                                  <wps:bodyPr/>
-                                </wps:wsp>
-                              </a:graphicData>
-                            </a:graphic>
-                          </wp:anchor>
-                        </w:drawing>
-                      </mc:Choice>
-                      <mc:Fallback>
-                        <w:pict>
-                          <v:line id="Straight Connector 5" o:spid="_x0000_s1026" style="position:absolute;z-index:251663360;visibility:visible;mso-wrap-style:square;mso-wrap-distance-left:9pt;mso-wrap-distance-top:0;mso-wrap-distance-right:9pt;mso-wrap-distance-bottom:0;mso-position-horizontal:absolute;mso-position-horizontal-relative:text;mso-position-vertical:absolute;mso-position-vertical-relative:text" from="31.2pt,8.35pt" to="143.25pt,8.35pt" o:gfxdata="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" strokecolor="black [3213]" strokeweight=".5pt">
-                            <v:stroke joinstyle="miter"/>
-                          </v:line>
-                        </w:pict>
-                      </mc:Fallback>
-                    </mc:AlternateContent>
-                  </w:r>
-                  <w:r>
-                    <w:rPr>
-                      <w:rFonts w:ascii="Tahoma" w:eastAsia="Arial" w:hAnsi="Tahoma" w:cs="Tahoma"/>
-                      <w:bCs/>
-                      <w:sz w:val="16"/>
-                      <w:szCs w:val="16"/>
-                    </w:rPr>
-                    <w:t>{</w:t>
-                  </w:r>
-                  <w:proofErr w:type="spellStart"/>
-                  <w:r>
-                    <w:rPr>
-                      <w:rFonts w:ascii="Tahoma" w:hAnsi="Tahoma" w:cs="Tahoma"/>
-                      <w:color w:val="000000"/>
-                      <w:sz w:val="16"/>
-                      <w:szCs w:val="16"/>
-                      <w:highlight w:val="white"/>
-                    </w:rPr>
-                    <w:t>AuthorizedByName</w:t>
-                  </w:r>
-                  <w:proofErr w:type="spellEnd"/>
-                  <w:r>
-                    <w:rPr>
-                      <w:rFonts w:ascii="Tahoma" w:eastAsia="Arial" w:hAnsi="Tahoma" w:cs="Tahoma"/>
-                      <w:bCs/>
-                      <w:sz w:val="16"/>
-                      <w:szCs w:val="16"/>
-                    </w:rPr>
-                    <w:t>}</w:t>
-                  </w:r>
-                </w:p>
-              </w:tc>
-            </w:tr>
-            <w:tr>
-              <w:trPr>
-                <w:trHeight w:val="218"/>
-              </w:trPr>
-              <w:tc>
-                <w:tcPr>
-                  <w:tcW w:w="3805" w:type="dxa"/>
-                </w:tcPr>
-                <w:p>
-                  <w:pPr>
-                    <w:jc w:val="center"/>
-                    <w:rPr>
-                      <w:rFonts w:ascii="Tahoma" w:eastAsia="Arial" w:hAnsi="Tahoma" w:cs="Tahoma"/>
-                      <w:b/>
-                      <w:bCs/>
-                      <w:sz w:val="16"/>
-                      <w:szCs w:val="16"/>
-                    </w:rPr>
-                  </w:pPr>
-                  <w:proofErr w:type="spellStart"/>
-                  <w:r>
-                    <w:rPr>
-                      <w:rFonts w:ascii="Tahoma" w:eastAsia="Arial" w:hAnsi="Tahoma" w:cs="Tahoma"/>
-                      <w:b/>
-                      <w:bCs/>
-                      <w:sz w:val="16"/>
-                      <w:szCs w:val="16"/>
-                    </w:rPr>
-                    <w:t>PareparedBy</w:t>
-                  </w:r>
-                  <w:proofErr w:type="spellEnd"/>
-                </w:p>
-              </w:tc>
-              <w:tc>
-                <w:tcPr>
-                  <w:tcW w:w="3805" w:type="dxa"/>
-                </w:tcPr>
-                <w:p>
-                  <w:pPr>
-                    <w:jc w:val="center"/>
-                    <w:rPr>
-                      <w:rFonts w:ascii="Tahoma" w:eastAsia="Arial" w:hAnsi="Tahoma" w:cs="Tahoma"/>
-                      <w:b/>
-                      <w:bCs/>
-                      <w:sz w:val="16"/>
-                      <w:szCs w:val="16"/>
-                    </w:rPr>
-                  </w:pPr>
-                  <w:proofErr w:type="spellStart"/>
-                  <w:r>
-                    <w:rPr>
-                      <w:rFonts w:ascii="Tahoma" w:eastAsia="Arial" w:hAnsi="Tahoma" w:cs="Tahoma"/>
-                      <w:b/>
-                      <w:bCs/>
-                      <w:sz w:val="16"/>
-                      <w:szCs w:val="16"/>
-                    </w:rPr>
-                    <w:t>CheckedBy</w:t>
-                  </w:r>
-                  <w:proofErr w:type="spellEnd"/>
-                </w:p>
-              </w:tc>
-              <w:tc>
-                <w:tcPr>
-                  <w:tcW w:w="3805" w:type="dxa"/>
-                </w:tcPr>
-                <w:p>
-                  <w:pPr>
-                    <w:jc w:val="center"/>
-                    <w:rPr>
-                      <w:rFonts w:ascii="Tahoma" w:eastAsia="Arial" w:hAnsi="Tahoma" w:cs="Tahoma"/>
-                      <w:b/>
-                      <w:bCs/>
-                      <w:sz w:val="16"/>
-                      <w:szCs w:val="16"/>
-                    </w:rPr>
-                  </w:pPr>
-                  <w:proofErr w:type="spellStart"/>
-                  <w:r>
-                    <w:rPr>
-                      <w:rFonts w:ascii="Tahoma" w:eastAsia="Arial" w:hAnsi="Tahoma" w:cs="Tahoma"/>
-                      <w:b/>
-                      <w:bCs/>
-                      <w:sz w:val="16"/>
-                      <w:szCs w:val="16"/>
-                    </w:rPr>
-                    <w:t>AuthorizedBy</w:t>
-                  </w:r>
-                  <w:proofErr w:type="spellEnd"/>
-                </w:p>
-              </w:tc>
-            </w:tr>
-          </w:tbl>
-          <w:p>
-            <w:pPr>
-              <w:tabs>
-                <w:tab w:val="left" w:pos="3030"/>
-              </w:tabs>
-              <w:rPr>
-                <w:rFonts w:ascii="Tahoma" w:eastAsia="Arial" w:hAnsi="Tahoma" w:cs="Tahoma"/>
-                <w:b/>
-                <w:bCs/>
-                <w:sz w:val="16"/>
-                <w:szCs w:val="16"/>
+                <w:rFonts w:ascii="Arial Narrow" w:hAnsi="Arial Narrow" w:cs="Arial"/>
+                <w:sz w:val="24"/>
               </w:rPr>
             </w:pPr>
           </w:p>
@@ -962,10 +422,14 @@
     </w:tbl>
     <w:p/>
     <w:sectPr>
-      <w:headerReference w:type="default" r:id="rId9"/>
-      <w:footerReference w:type="default" r:id="rId10"/>
-      <w:pgSz w:w="20160" w:h="12240" w:orient="landscape" w:code="5"/>
-      <w:pgMar w:top="1440" w:right="1800" w:bottom="1440" w:left="1800" w:header="0" w:footer="0" w:gutter="0"/>
+      <w:headerReference w:type="even" r:id="rId9"/>
+      <w:headerReference w:type="default" r:id="rId10"/>
+      <w:footerReference w:type="even" r:id="rId11"/>
+      <w:footerReference w:type="default" r:id="rId12"/>
+      <w:headerReference w:type="first" r:id="rId13"/>
+      <w:footerReference w:type="first" r:id="rId14"/>
+      <w:pgSz w:w="15840" w:h="12240" w:orient="landscape"/>
+      <w:pgMar w:top="1440" w:right="1267" w:bottom="1440" w:left="360" w:header="0" w:footer="0" w:gutter="0"/>
       <w:cols w:space="720"/>
       <w:docGrid w:linePitch="360"/>
     </w:sectPr>
@@ -977,6 +441,9 @@
 <w:endnotes xmlns:wpc="http://schemas.microsoft.com/office/word/2010/wordprocessingCanvas" xmlns:mc="http://schemas.openxmlformats.org/markup-compatibility/2006" xmlns:o="urn:schemas-microsoft-com:office:office" xmlns:r="http://schemas.openxmlformats.org/officeDocument/2006/relationships" xmlns:m="http://schemas.openxmlformats.org/officeDocument/2006/math" xmlns:v="urn:schemas-microsoft-com:vml" xmlns:wp14="http://schemas.microsoft.com/office/word/2010/wordprocessingDrawing" xmlns:wp="http://schemas.openxmlformats.org/drawingml/2006/wordprocessingDrawing" xmlns:w10="urn:schemas-microsoft-com:office:word" xmlns:w="http://schemas.openxmlformats.org/wordprocessingml/2006/main" xmlns:w14="http://schemas.microsoft.com/office/word/2010/wordml" xmlns:wpg="http://schemas.microsoft.com/office/word/2010/wordprocessingGroup" xmlns:wpi="http://schemas.microsoft.com/office/word/2010/wordprocessingInk" xmlns:wne="http://schemas.microsoft.com/office/word/2006/wordml" xmlns:wps="http://schemas.microsoft.com/office/word/2010/wordprocessingShape" mc:Ignorable="w14 wp14">
   <w:endnote w:type="separator" w:id="-1">
     <w:p>
+      <w:pPr>
+        <w:spacing w:after="0" w:line="240" w:lineRule="auto"/>
+      </w:pPr>
       <w:r>
         <w:separator/>
       </w:r>
@@ -984,6 +451,9 @@
   </w:endnote>
   <w:endnote w:type="continuationSeparator" w:id="0">
     <w:p>
+      <w:pPr>
+        <w:spacing w:after="0" w:line="240" w:lineRule="auto"/>
+      </w:pPr>
       <w:r>
         <w:continuationSeparator/>
       </w:r>
@@ -994,162 +464,68 @@
 
 <file path=word/footer1.xml><?xml version="1.0" encoding="utf-8"?>
 <w:ftr xmlns:wpc="http://schemas.microsoft.com/office/word/2010/wordprocessingCanvas" xmlns:mc="http://schemas.openxmlformats.org/markup-compatibility/2006" xmlns:o="urn:schemas-microsoft-com:office:office" xmlns:r="http://schemas.openxmlformats.org/officeDocument/2006/relationships" xmlns:m="http://schemas.openxmlformats.org/officeDocument/2006/math" xmlns:v="urn:schemas-microsoft-com:vml" xmlns:wp14="http://schemas.microsoft.com/office/word/2010/wordprocessingDrawing" xmlns:wp="http://schemas.openxmlformats.org/drawingml/2006/wordprocessingDrawing" xmlns:w10="urn:schemas-microsoft-com:office:word" xmlns:w="http://schemas.openxmlformats.org/wordprocessingml/2006/main" xmlns:w14="http://schemas.microsoft.com/office/word/2010/wordml" xmlns:wpg="http://schemas.microsoft.com/office/word/2010/wordprocessingGroup" xmlns:wpi="http://schemas.microsoft.com/office/word/2010/wordprocessingInk" xmlns:wne="http://schemas.microsoft.com/office/word/2006/wordml" xmlns:wps="http://schemas.microsoft.com/office/word/2010/wordprocessingShape" mc:Ignorable="w14 wp14">
-  <w:sdt>
-    <w:sdtPr>
-      <w:rPr>
-        <w:rFonts w:ascii="Tahoma" w:hAnsi="Tahoma" w:cs="Tahoma"/>
-        <w:sz w:val="16"/>
-        <w:szCs w:val="16"/>
-      </w:rPr>
-      <w:id w:val="711007898"/>
-      <w:docPartObj>
-        <w:docPartGallery w:val="Page Numbers (Bottom of Page)"/>
-        <w:docPartUnique/>
-      </w:docPartObj>
-    </w:sdtPr>
-    <w:sdtEndPr>
-      <w:rPr>
-        <w:noProof/>
-      </w:rPr>
-    </w:sdtEndPr>
-    <w:sdtContent>
-      <w:p>
-        <w:pPr>
-          <w:pStyle w:val="Footer"/>
-          <w:jc w:val="right"/>
-          <w:rPr>
-            <w:rFonts w:ascii="Tahoma" w:hAnsi="Tahoma" w:cs="Tahoma"/>
-            <w:sz w:val="16"/>
-            <w:szCs w:val="16"/>
-          </w:rPr>
-        </w:pPr>
-        <w:r>
-          <w:rPr>
-            <w:rFonts w:ascii="Tahoma" w:hAnsi="Tahoma" w:cs="Tahoma"/>
-            <w:sz w:val="16"/>
-            <w:szCs w:val="16"/>
-          </w:rPr>
-          <w:fldChar w:fldCharType="begin"/>
-        </w:r>
-        <w:r>
-          <w:rPr>
-            <w:rFonts w:ascii="Tahoma" w:hAnsi="Tahoma" w:cs="Tahoma"/>
-            <w:sz w:val="16"/>
-            <w:szCs w:val="16"/>
-          </w:rPr>
-          <w:instrText xml:space="preserve"> PAGE   \* MERGEFORMAT </w:instrText>
-        </w:r>
-        <w:r>
-          <w:rPr>
-            <w:rFonts w:ascii="Tahoma" w:hAnsi="Tahoma" w:cs="Tahoma"/>
-            <w:sz w:val="16"/>
-            <w:szCs w:val="16"/>
-          </w:rPr>
-          <w:fldChar w:fldCharType="separate"/>
-        </w:r>
-        <w:r>
-          <w:rPr>
-            <w:rFonts w:ascii="Tahoma" w:hAnsi="Tahoma" w:cs="Tahoma"/>
-            <w:noProof/>
-            <w:sz w:val="16"/>
-            <w:szCs w:val="16"/>
-          </w:rPr>
-          <w:t>1</w:t>
-        </w:r>
-        <w:r>
-          <w:rPr>
-            <w:rFonts w:ascii="Tahoma" w:hAnsi="Tahoma" w:cs="Tahoma"/>
-            <w:noProof/>
-            <w:sz w:val="16"/>
-            <w:szCs w:val="16"/>
-          </w:rPr>
-          <w:fldChar w:fldCharType="end"/>
-        </w:r>
-      </w:p>
-    </w:sdtContent>
-  </w:sdt>
+  <w:p>
+    <w:pPr>
+      <w:pStyle w:val="Footer"/>
+    </w:pPr>
+  </w:p>
+</w:ftr>
+</file>
+
+<file path=word/footer2.xml><?xml version="1.0" encoding="utf-8"?>
+<w:ftr xmlns:wpc="http://schemas.microsoft.com/office/word/2010/wordprocessingCanvas" xmlns:mc="http://schemas.openxmlformats.org/markup-compatibility/2006" xmlns:o="urn:schemas-microsoft-com:office:office" xmlns:r="http://schemas.openxmlformats.org/officeDocument/2006/relationships" xmlns:m="http://schemas.openxmlformats.org/officeDocument/2006/math" xmlns:v="urn:schemas-microsoft-com:vml" xmlns:wp14="http://schemas.microsoft.com/office/word/2010/wordprocessingDrawing" xmlns:wp="http://schemas.openxmlformats.org/drawingml/2006/wordprocessingDrawing" xmlns:w10="urn:schemas-microsoft-com:office:word" xmlns:w="http://schemas.openxmlformats.org/wordprocessingml/2006/main" xmlns:w14="http://schemas.microsoft.com/office/word/2010/wordml" xmlns:wpg="http://schemas.microsoft.com/office/word/2010/wordprocessingGroup" xmlns:wpi="http://schemas.microsoft.com/office/word/2010/wordprocessingInk" xmlns:wne="http://schemas.microsoft.com/office/word/2006/wordml" xmlns:wps="http://schemas.microsoft.com/office/word/2010/wordprocessingShape" mc:Ignorable="w14 wp14">
   <w:p>
     <w:pPr>
       <w:pStyle w:val="Footer"/>
       <w:jc w:val="center"/>
-      <w:rPr>
-        <w:rFonts w:ascii="Tahoma" w:hAnsi="Tahoma" w:cs="Tahoma"/>
-        <w:sz w:val="16"/>
-        <w:szCs w:val="16"/>
-      </w:rPr>
     </w:pPr>
     <w:proofErr w:type="spellStart"/>
     <w:r>
-      <w:rPr>
-        <w:rFonts w:ascii="Tahoma" w:hAnsi="Tahoma" w:cs="Tahoma"/>
-        <w:sz w:val="16"/>
-        <w:szCs w:val="16"/>
-      </w:rPr>
       <w:t>Sadma</w:t>
     </w:r>
     <w:proofErr w:type="spellEnd"/>
     <w:r>
-      <w:rPr>
-        <w:rFonts w:ascii="Tahoma" w:hAnsi="Tahoma" w:cs="Tahoma"/>
-        <w:sz w:val="16"/>
-        <w:szCs w:val="16"/>
-      </w:rPr>
       <w:t xml:space="preserve"> Fashion Wear Ltd </w:t>
     </w:r>
     <w:proofErr w:type="spellStart"/>
     <w:r>
-      <w:rPr>
-        <w:rFonts w:ascii="Tahoma" w:hAnsi="Tahoma" w:cs="Tahoma"/>
-        <w:sz w:val="16"/>
-        <w:szCs w:val="16"/>
-      </w:rPr>
       <w:t>Mouchak</w:t>
     </w:r>
     <w:proofErr w:type="spellEnd"/>
     <w:r>
-      <w:rPr>
-        <w:rFonts w:ascii="Tahoma" w:hAnsi="Tahoma" w:cs="Tahoma"/>
-        <w:sz w:val="16"/>
-        <w:szCs w:val="16"/>
-      </w:rPr>
       <w:t xml:space="preserve"> (1751), </w:t>
     </w:r>
     <w:proofErr w:type="spellStart"/>
     <w:r>
-      <w:rPr>
-        <w:rFonts w:ascii="Tahoma" w:hAnsi="Tahoma" w:cs="Tahoma"/>
-        <w:sz w:val="16"/>
-        <w:szCs w:val="16"/>
-      </w:rPr>
       <w:t>Kaliakair</w:t>
     </w:r>
     <w:proofErr w:type="spellEnd"/>
     <w:r>
-      <w:rPr>
-        <w:rFonts w:ascii="Tahoma" w:hAnsi="Tahoma" w:cs="Tahoma"/>
-        <w:sz w:val="16"/>
-        <w:szCs w:val="16"/>
-      </w:rPr>
       <w:t xml:space="preserve">.  </w:t>
     </w:r>
     <w:proofErr w:type="spellStart"/>
     <w:r>
-      <w:rPr>
-        <w:rFonts w:ascii="Tahoma" w:hAnsi="Tahoma" w:cs="Tahoma"/>
-        <w:sz w:val="16"/>
-        <w:szCs w:val="16"/>
-      </w:rPr>
       <w:t>Gazipur</w:t>
     </w:r>
     <w:proofErr w:type="spellEnd"/>
     <w:r>
-      <w:rPr>
-        <w:rFonts w:ascii="Tahoma" w:hAnsi="Tahoma" w:cs="Tahoma"/>
-        <w:sz w:val="16"/>
-        <w:szCs w:val="16"/>
-      </w:rPr>
       <w:t>, Dhaka, Bangladesh.</w:t>
     </w:r>
+  </w:p>
+  <w:p>
+    <w:pPr>
+      <w:pStyle w:val="Footer"/>
+    </w:pPr>
+  </w:p>
+</w:ftr>
+</file>
+
+<file path=word/footer3.xml><?xml version="1.0" encoding="utf-8"?>
+<w:ftr xmlns:wpc="http://schemas.microsoft.com/office/word/2010/wordprocessingCanvas" xmlns:mc="http://schemas.openxmlformats.org/markup-compatibility/2006" xmlns:o="urn:schemas-microsoft-com:office:office" xmlns:r="http://schemas.openxmlformats.org/officeDocument/2006/relationships" xmlns:m="http://schemas.openxmlformats.org/officeDocument/2006/math" xmlns:v="urn:schemas-microsoft-com:vml" xmlns:wp14="http://schemas.microsoft.com/office/word/2010/wordprocessingDrawing" xmlns:wp="http://schemas.openxmlformats.org/drawingml/2006/wordprocessingDrawing" xmlns:w10="urn:schemas-microsoft-com:office:word" xmlns:w="http://schemas.openxmlformats.org/wordprocessingml/2006/main" xmlns:w14="http://schemas.microsoft.com/office/word/2010/wordml" xmlns:wpg="http://schemas.microsoft.com/office/word/2010/wordprocessingGroup" xmlns:wpi="http://schemas.microsoft.com/office/word/2010/wordprocessingInk" xmlns:wne="http://schemas.microsoft.com/office/word/2006/wordml" xmlns:wps="http://schemas.microsoft.com/office/word/2010/wordprocessingShape" mc:Ignorable="w14 wp14">
+  <w:p>
+    <w:pPr>
+      <w:pStyle w:val="Footer"/>
+    </w:pPr>
   </w:p>
 </w:ftr>
 </file>
@@ -1158,6 +534,9 @@
 <w:footnotes xmlns:wpc="http://schemas.microsoft.com/office/word/2010/wordprocessingCanvas" xmlns:mc="http://schemas.openxmlformats.org/markup-compatibility/2006" xmlns:o="urn:schemas-microsoft-com:office:office" xmlns:r="http://schemas.openxmlformats.org/officeDocument/2006/relationships" xmlns:m="http://schemas.openxmlformats.org/officeDocument/2006/math" xmlns:v="urn:schemas-microsoft-com:vml" xmlns:wp14="http://schemas.microsoft.com/office/word/2010/wordprocessingDrawing" xmlns:wp="http://schemas.openxmlformats.org/drawingml/2006/wordprocessingDrawing" xmlns:w10="urn:schemas-microsoft-com:office:word" xmlns:w="http://schemas.openxmlformats.org/wordprocessingml/2006/main" xmlns:w14="http://schemas.microsoft.com/office/word/2010/wordml" xmlns:wpg="http://schemas.microsoft.com/office/word/2010/wordprocessingGroup" xmlns:wpi="http://schemas.microsoft.com/office/word/2010/wordprocessingInk" xmlns:wne="http://schemas.microsoft.com/office/word/2006/wordml" xmlns:wps="http://schemas.microsoft.com/office/word/2010/wordprocessingShape" mc:Ignorable="w14 wp14">
   <w:footnote w:type="separator" w:id="-1">
     <w:p>
+      <w:pPr>
+        <w:spacing w:after="0" w:line="240" w:lineRule="auto"/>
+      </w:pPr>
       <w:r>
         <w:separator/>
       </w:r>
@@ -1165,6 +544,9 @@
   </w:footnote>
   <w:footnote w:type="continuationSeparator" w:id="0">
     <w:p>
+      <w:pPr>
+        <w:spacing w:after="0" w:line="240" w:lineRule="auto"/>
+      </w:pPr>
       <w:r>
         <w:continuationSeparator/>
       </w:r>
@@ -1178,12 +560,68 @@
   <w:p>
     <w:pPr>
       <w:pStyle w:val="Header"/>
+    </w:pPr>
+  </w:p>
+</w:hdr>
+</file>
+
+<file path=word/header2.xml><?xml version="1.0" encoding="utf-8"?>
+<w:hdr xmlns:wpc="http://schemas.microsoft.com/office/word/2010/wordprocessingCanvas" xmlns:mc="http://schemas.openxmlformats.org/markup-compatibility/2006" xmlns:o="urn:schemas-microsoft-com:office:office" xmlns:r="http://schemas.openxmlformats.org/officeDocument/2006/relationships" xmlns:m="http://schemas.openxmlformats.org/officeDocument/2006/math" xmlns:v="urn:schemas-microsoft-com:vml" xmlns:wp14="http://schemas.microsoft.com/office/word/2010/wordprocessingDrawing" xmlns:wp="http://schemas.openxmlformats.org/drawingml/2006/wordprocessingDrawing" xmlns:w10="urn:schemas-microsoft-com:office:word" xmlns:w="http://schemas.openxmlformats.org/wordprocessingml/2006/main" xmlns:w14="http://schemas.microsoft.com/office/word/2010/wordml" xmlns:wpg="http://schemas.microsoft.com/office/word/2010/wordprocessingGroup" xmlns:wpi="http://schemas.microsoft.com/office/word/2010/wordprocessingInk" xmlns:wne="http://schemas.microsoft.com/office/word/2006/wordml" xmlns:wps="http://schemas.microsoft.com/office/word/2010/wordprocessingShape" mc:Ignorable="w14 wp14">
+  <w:p>
+    <w:pPr>
+      <w:pStyle w:val="Header"/>
       <w:tabs>
         <w:tab w:val="clear" w:pos="4680"/>
         <w:tab w:val="clear" w:pos="9360"/>
         <w:tab w:val="left" w:pos="13140"/>
       </w:tabs>
     </w:pPr>
+    <w:r>
+      <w:rPr>
+        <w:noProof/>
+      </w:rPr>
+      <w:drawing>
+        <wp:inline distT="0" distB="0" distL="0" distR="0" wp14:anchorId="0FAC6FC7" wp14:editId="6548EFC5">
+          <wp:extent cx="1733550" cy="514350"/>
+          <wp:effectExtent l="0" t="0" r="0" b="0"/>
+          <wp:docPr id="6" name="Picture 6"/>
+          <wp:cNvGraphicFramePr>
+            <a:graphicFrameLocks xmlns:a="http://schemas.openxmlformats.org/drawingml/2006/main" noChangeAspect="1"/>
+          </wp:cNvGraphicFramePr>
+          <a:graphic xmlns:a="http://schemas.openxmlformats.org/drawingml/2006/main">
+            <a:graphicData uri="http://schemas.openxmlformats.org/drawingml/2006/picture">
+              <pic:pic xmlns:pic="http://schemas.openxmlformats.org/drawingml/2006/picture">
+                <pic:nvPicPr>
+                  <pic:cNvPr id="0" name="download.png"/>
+                  <pic:cNvPicPr/>
+                </pic:nvPicPr>
+                <pic:blipFill>
+                  <a:blip r:embed="rId1">
+                    <a:extLst>
+                      <a:ext uri="{28A0092B-C50C-407E-A947-70E740481C1C}">
+                        <a14:useLocalDpi xmlns:a14="http://schemas.microsoft.com/office/drawing/2010/main" val="0"/>
+                      </a:ext>
+                    </a:extLst>
+                  </a:blip>
+                  <a:stretch>
+                    <a:fillRect/>
+                  </a:stretch>
+                </pic:blipFill>
+                <pic:spPr>
+                  <a:xfrm>
+                    <a:off x="0" y="0"/>
+                    <a:ext cx="1733550" cy="514350"/>
+                  </a:xfrm>
+                  <a:prstGeom prst="rect">
+                    <a:avLst/>
+                  </a:prstGeom>
+                </pic:spPr>
+              </pic:pic>
+            </a:graphicData>
+          </a:graphic>
+        </wp:inline>
+      </w:drawing>
+    </w:r>
     <w:r>
       <w:tab/>
     </w:r>
@@ -1196,7 +634,6 @@
         <w:tab w:val="clear" w:pos="9360"/>
         <w:tab w:val="left" w:pos="13455"/>
       </w:tabs>
-      <w:ind w:left="-288"/>
     </w:pPr>
     <w:r>
       <w:rPr>
@@ -1210,13 +647,13 @@
       <mc:AlternateContent>
         <mc:Choice Requires="wps">
           <w:drawing>
-            <wp:anchor distT="45720" distB="45720" distL="114300" distR="114300" simplePos="0" relativeHeight="251659264" behindDoc="1" locked="0" layoutInCell="1" allowOverlap="1" wp14:anchorId="48486216" wp14:editId="1329E643">
+            <wp:anchor distT="45720" distB="45720" distL="114300" distR="114300" simplePos="0" relativeHeight="251659264" behindDoc="1" locked="0" layoutInCell="1" allowOverlap="1" wp14:anchorId="48486216" wp14:editId="1BE7BA37">
               <wp:simplePos x="0" y="0"/>
               <wp:positionH relativeFrom="page">
-                <wp:posOffset>10060940</wp:posOffset>
+                <wp:posOffset>7165340</wp:posOffset>
               </wp:positionH>
               <wp:positionV relativeFrom="paragraph">
-                <wp:posOffset>1270</wp:posOffset>
+                <wp:posOffset>-322580</wp:posOffset>
               </wp:positionV>
               <wp:extent cx="2043430" cy="890270"/>
               <wp:effectExtent l="0" t="0" r="0" b="5080"/>
@@ -1254,7 +691,39 @@
                             <w:spacing w:line="278" w:lineRule="auto"/>
                             <w:ind w:left="720" w:right="40"/>
                             <w:rPr>
-                              <w:rFonts w:ascii="Tahoma" w:eastAsia="Arial" w:hAnsi="Tahoma" w:cs="Tahoma"/>
+                              <w:rFonts w:ascii="Arial" w:eastAsia="Arial" w:hAnsi="Arial" w:cs="Arial"/>
+                              <w:b/>
+                              <w:sz w:val="16"/>
+                              <w:szCs w:val="16"/>
+                            </w:rPr>
+                          </w:pPr>
+                          <w:proofErr w:type="spellStart"/>
+                          <w:r>
+                            <w:rPr>
+                              <w:rFonts w:ascii="Arial" w:eastAsia="Arial" w:hAnsi="Arial" w:cs="Arial"/>
+                              <w:b/>
+                              <w:sz w:val="16"/>
+                              <w:szCs w:val="16"/>
+                            </w:rPr>
+                            <w:t>Sadma</w:t>
+                          </w:r>
+                          <w:proofErr w:type="spellEnd"/>
+                          <w:r>
+                            <w:rPr>
+                              <w:rFonts w:ascii="Arial" w:eastAsia="Arial" w:hAnsi="Arial" w:cs="Arial"/>
+                              <w:b/>
+                              <w:sz w:val="16"/>
+                              <w:szCs w:val="16"/>
+                            </w:rPr>
+                            <w:t xml:space="preserve"> Fashion Wear Ltd</w:t>
+                          </w:r>
+                        </w:p>
+                        <w:p>
+                          <w:pPr>
+                            <w:spacing w:line="278" w:lineRule="auto"/>
+                            <w:ind w:left="720" w:right="40"/>
+                            <w:rPr>
+                              <w:rFonts w:ascii="Arial" w:eastAsia="Arial" w:hAnsi="Arial" w:cs="Arial"/>
                               <w:sz w:val="16"/>
                               <w:szCs w:val="16"/>
                             </w:rPr>
@@ -1263,7 +732,7 @@
                           <w:proofErr w:type="gramStart"/>
                           <w:r>
                             <w:rPr>
-                              <w:rFonts w:ascii="Tahoma" w:eastAsia="Arial" w:hAnsi="Tahoma" w:cs="Tahoma"/>
+                              <w:rFonts w:ascii="Arial" w:eastAsia="Arial" w:hAnsi="Arial" w:cs="Arial"/>
                               <w:sz w:val="16"/>
                               <w:szCs w:val="16"/>
                             </w:rPr>
@@ -1272,7 +741,7 @@
                           <w:proofErr w:type="spellEnd"/>
                           <w:r>
                             <w:rPr>
-                              <w:rFonts w:ascii="Tahoma" w:eastAsia="Arial" w:hAnsi="Tahoma" w:cs="Tahoma"/>
+                              <w:rFonts w:ascii="Arial" w:eastAsia="Arial" w:hAnsi="Arial" w:cs="Arial"/>
                               <w:sz w:val="16"/>
                               <w:szCs w:val="16"/>
                             </w:rPr>
@@ -1281,7 +750,7 @@
                           <w:proofErr w:type="spellStart"/>
                           <w:r>
                             <w:rPr>
-                              <w:rFonts w:ascii="Tahoma" w:eastAsia="Arial" w:hAnsi="Tahoma" w:cs="Tahoma"/>
+                              <w:rFonts w:ascii="Arial" w:eastAsia="Arial" w:hAnsi="Arial" w:cs="Arial"/>
                               <w:sz w:val="16"/>
                               <w:szCs w:val="16"/>
                             </w:rPr>
@@ -1290,7 +759,7 @@
                           <w:proofErr w:type="spellEnd"/>
                           <w:r>
                             <w:rPr>
-                              <w:rFonts w:ascii="Tahoma" w:eastAsia="Arial" w:hAnsi="Tahoma" w:cs="Tahoma"/>
+                              <w:rFonts w:ascii="Arial" w:eastAsia="Arial" w:hAnsi="Arial" w:cs="Arial"/>
                               <w:sz w:val="16"/>
                               <w:szCs w:val="16"/>
                             </w:rPr>
@@ -1303,15 +772,15 @@
                             <w:spacing w:line="278" w:lineRule="auto"/>
                             <w:ind w:left="720" w:right="40"/>
                             <w:rPr>
-                              <w:rFonts w:ascii="Tahoma" w:eastAsia="Arial" w:hAnsi="Tahoma" w:cs="Tahoma"/>
-                              <w:sz w:val="16"/>
-                              <w:szCs w:val="16"/>
+                              <w:rFonts w:ascii="Arial" w:eastAsia="Arial" w:hAnsi="Arial" w:cs="Arial"/>
+                              <w:sz w:val="18"/>
+                              <w:szCs w:val="18"/>
                             </w:rPr>
                           </w:pPr>
                           <w:proofErr w:type="spellStart"/>
                           <w:r>
                             <w:rPr>
-                              <w:rFonts w:ascii="Tahoma" w:eastAsia="Arial" w:hAnsi="Tahoma" w:cs="Tahoma"/>
+                              <w:rFonts w:ascii="Arial" w:eastAsia="Arial" w:hAnsi="Arial" w:cs="Arial"/>
                               <w:sz w:val="16"/>
                               <w:szCs w:val="16"/>
                             </w:rPr>
@@ -1320,19 +789,35 @@
                           <w:proofErr w:type="gramStart"/>
                           <w:r>
                             <w:rPr>
-                              <w:rFonts w:ascii="Tahoma" w:eastAsia="Arial" w:hAnsi="Tahoma" w:cs="Tahoma"/>
+                              <w:rFonts w:ascii="Arial" w:eastAsia="Arial" w:hAnsi="Arial" w:cs="Arial"/>
                               <w:sz w:val="16"/>
                               <w:szCs w:val="16"/>
                             </w:rPr>
-                            <w:t>,Dhaka,Bangladesh</w:t>
+                            <w:t>,</w:t>
+                          </w:r>
+                          <w:r>
+                            <w:rPr>
+                              <w:rFonts w:ascii="Arial" w:eastAsia="Arial" w:hAnsi="Arial" w:cs="Arial"/>
+                              <w:sz w:val="16"/>
+                              <w:szCs w:val="16"/>
+                            </w:rPr>
+                            <w:t>Dhaka,</w:t>
+                          </w:r>
+                          <w:r>
+                            <w:rPr>
+                              <w:rFonts w:ascii="Arial" w:eastAsia="Arial" w:hAnsi="Arial" w:cs="Arial"/>
+                              <w:sz w:val="18"/>
+                              <w:szCs w:val="18"/>
+                            </w:rPr>
+                            <w:t>Bangladesh</w:t>
                           </w:r>
                           <w:proofErr w:type="spellEnd"/>
                           <w:proofErr w:type="gramEnd"/>
                           <w:r>
                             <w:rPr>
-                              <w:rFonts w:ascii="Tahoma" w:eastAsia="Arial" w:hAnsi="Tahoma" w:cs="Tahoma"/>
-                              <w:sz w:val="16"/>
-                              <w:szCs w:val="16"/>
+                              <w:rFonts w:ascii="Arial" w:eastAsia="Arial" w:hAnsi="Arial" w:cs="Arial"/>
+                              <w:sz w:val="18"/>
+                              <w:szCs w:val="18"/>
                             </w:rPr>
                             <w:t>.</w:t>
                           </w:r>
@@ -1383,7 +868,7 @@
               <v:stroke joinstyle="miter"/>
               <v:path gradientshapeok="t" o:connecttype="rect"/>
             </v:shapetype>
-            <v:shape id="_x0000_s1027" type="#_x0000_t202" style="position:absolute;left:0;text-align:left;margin-left:792.2pt;margin-top:.1pt;width:160.9pt;height:70.1pt;z-index:-251657216;visibility:visible;mso-wrap-style:square;mso-width-percent:0;mso-height-percent:0;mso-wrap-distance-left:9pt;mso-wrap-distance-top:3.6pt;mso-wrap-distance-right:9pt;mso-wrap-distance-bottom:3.6pt;mso-position-horizontal:absolute;mso-position-horizontal-relative:page;mso-position-vertical:absolute;mso-position-vertical-relative:text;mso-width-percent:0;mso-height-percent:0;mso-width-relative:margin;mso-height-relative:margin;v-text-anchor:top" o:gfxdata="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" filled="f" stroked="f">
+            <v:shape id="_x0000_s1027" type="#_x0000_t202" style="position:absolute;margin-left:564.2pt;margin-top:-25.4pt;width:160.9pt;height:70.1pt;z-index:-251657216;visibility:visible;mso-wrap-style:square;mso-width-percent:0;mso-height-percent:0;mso-wrap-distance-left:9pt;mso-wrap-distance-top:3.6pt;mso-wrap-distance-right:9pt;mso-wrap-distance-bottom:3.6pt;mso-position-horizontal:absolute;mso-position-horizontal-relative:page;mso-position-vertical:absolute;mso-position-vertical-relative:text;mso-width-percent:0;mso-height-percent:0;mso-width-relative:margin;mso-height-relative:margin;v-text-anchor:top" o:gfxdata="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" filled="f" stroked="f">
               <v:textbox>
                 <w:txbxContent>
                   <w:p>
@@ -1391,7 +876,39 @@
                       <w:spacing w:line="278" w:lineRule="auto"/>
                       <w:ind w:left="720" w:right="40"/>
                       <w:rPr>
-                        <w:rFonts w:ascii="Tahoma" w:eastAsia="Arial" w:hAnsi="Tahoma" w:cs="Tahoma"/>
+                        <w:rFonts w:ascii="Arial" w:eastAsia="Arial" w:hAnsi="Arial" w:cs="Arial"/>
+                        <w:b/>
+                        <w:sz w:val="16"/>
+                        <w:szCs w:val="16"/>
+                      </w:rPr>
+                    </w:pPr>
+                    <w:proofErr w:type="spellStart"/>
+                    <w:r>
+                      <w:rPr>
+                        <w:rFonts w:ascii="Arial" w:eastAsia="Arial" w:hAnsi="Arial" w:cs="Arial"/>
+                        <w:b/>
+                        <w:sz w:val="16"/>
+                        <w:szCs w:val="16"/>
+                      </w:rPr>
+                      <w:t>Sadma</w:t>
+                    </w:r>
+                    <w:proofErr w:type="spellEnd"/>
+                    <w:r>
+                      <w:rPr>
+                        <w:rFonts w:ascii="Arial" w:eastAsia="Arial" w:hAnsi="Arial" w:cs="Arial"/>
+                        <w:b/>
+                        <w:sz w:val="16"/>
+                        <w:szCs w:val="16"/>
+                      </w:rPr>
+                      <w:t xml:space="preserve"> Fashion Wear Ltd</w:t>
+                    </w:r>
+                  </w:p>
+                  <w:p>
+                    <w:pPr>
+                      <w:spacing w:line="278" w:lineRule="auto"/>
+                      <w:ind w:left="720" w:right="40"/>
+                      <w:rPr>
+                        <w:rFonts w:ascii="Arial" w:eastAsia="Arial" w:hAnsi="Arial" w:cs="Arial"/>
                         <w:sz w:val="16"/>
                         <w:szCs w:val="16"/>
                       </w:rPr>
@@ -1400,7 +917,7 @@
                     <w:proofErr w:type="gramStart"/>
                     <w:r>
                       <w:rPr>
-                        <w:rFonts w:ascii="Tahoma" w:eastAsia="Arial" w:hAnsi="Tahoma" w:cs="Tahoma"/>
+                        <w:rFonts w:ascii="Arial" w:eastAsia="Arial" w:hAnsi="Arial" w:cs="Arial"/>
                         <w:sz w:val="16"/>
                         <w:szCs w:val="16"/>
                       </w:rPr>
@@ -1409,7 +926,7 @@
                     <w:proofErr w:type="spellEnd"/>
                     <w:r>
                       <w:rPr>
-                        <w:rFonts w:ascii="Tahoma" w:eastAsia="Arial" w:hAnsi="Tahoma" w:cs="Tahoma"/>
+                        <w:rFonts w:ascii="Arial" w:eastAsia="Arial" w:hAnsi="Arial" w:cs="Arial"/>
                         <w:sz w:val="16"/>
                         <w:szCs w:val="16"/>
                       </w:rPr>
@@ -1418,7 +935,7 @@
                     <w:proofErr w:type="spellStart"/>
                     <w:r>
                       <w:rPr>
-                        <w:rFonts w:ascii="Tahoma" w:eastAsia="Arial" w:hAnsi="Tahoma" w:cs="Tahoma"/>
+                        <w:rFonts w:ascii="Arial" w:eastAsia="Arial" w:hAnsi="Arial" w:cs="Arial"/>
                         <w:sz w:val="16"/>
                         <w:szCs w:val="16"/>
                       </w:rPr>
@@ -1427,7 +944,7 @@
                     <w:proofErr w:type="spellEnd"/>
                     <w:r>
                       <w:rPr>
-                        <w:rFonts w:ascii="Tahoma" w:eastAsia="Arial" w:hAnsi="Tahoma" w:cs="Tahoma"/>
+                        <w:rFonts w:ascii="Arial" w:eastAsia="Arial" w:hAnsi="Arial" w:cs="Arial"/>
                         <w:sz w:val="16"/>
                         <w:szCs w:val="16"/>
                       </w:rPr>
@@ -1440,15 +957,15 @@
                       <w:spacing w:line="278" w:lineRule="auto"/>
                       <w:ind w:left="720" w:right="40"/>
                       <w:rPr>
-                        <w:rFonts w:ascii="Tahoma" w:eastAsia="Arial" w:hAnsi="Tahoma" w:cs="Tahoma"/>
-                        <w:sz w:val="16"/>
-                        <w:szCs w:val="16"/>
+                        <w:rFonts w:ascii="Arial" w:eastAsia="Arial" w:hAnsi="Arial" w:cs="Arial"/>
+                        <w:sz w:val="18"/>
+                        <w:szCs w:val="18"/>
                       </w:rPr>
                     </w:pPr>
                     <w:proofErr w:type="spellStart"/>
                     <w:r>
                       <w:rPr>
-                        <w:rFonts w:ascii="Tahoma" w:eastAsia="Arial" w:hAnsi="Tahoma" w:cs="Tahoma"/>
+                        <w:rFonts w:ascii="Arial" w:eastAsia="Arial" w:hAnsi="Arial" w:cs="Arial"/>
                         <w:sz w:val="16"/>
                         <w:szCs w:val="16"/>
                       </w:rPr>
@@ -1457,19 +974,35 @@
                     <w:proofErr w:type="gramStart"/>
                     <w:r>
                       <w:rPr>
-                        <w:rFonts w:ascii="Tahoma" w:eastAsia="Arial" w:hAnsi="Tahoma" w:cs="Tahoma"/>
+                        <w:rFonts w:ascii="Arial" w:eastAsia="Arial" w:hAnsi="Arial" w:cs="Arial"/>
                         <w:sz w:val="16"/>
                         <w:szCs w:val="16"/>
                       </w:rPr>
-                      <w:t>,Dhaka,Bangladesh</w:t>
+                      <w:t>,</w:t>
+                    </w:r>
+                    <w:r>
+                      <w:rPr>
+                        <w:rFonts w:ascii="Arial" w:eastAsia="Arial" w:hAnsi="Arial" w:cs="Arial"/>
+                        <w:sz w:val="16"/>
+                        <w:szCs w:val="16"/>
+                      </w:rPr>
+                      <w:t>Dhaka,</w:t>
+                    </w:r>
+                    <w:r>
+                      <w:rPr>
+                        <w:rFonts w:ascii="Arial" w:eastAsia="Arial" w:hAnsi="Arial" w:cs="Arial"/>
+                        <w:sz w:val="18"/>
+                        <w:szCs w:val="18"/>
+                      </w:rPr>
+                      <w:t>Bangladesh</w:t>
                     </w:r>
                     <w:proofErr w:type="spellEnd"/>
                     <w:proofErr w:type="gramEnd"/>
                     <w:r>
                       <w:rPr>
-                        <w:rFonts w:ascii="Tahoma" w:eastAsia="Arial" w:hAnsi="Tahoma" w:cs="Tahoma"/>
-                        <w:sz w:val="16"/>
-                        <w:szCs w:val="16"/>
+                        <w:rFonts w:ascii="Arial" w:eastAsia="Arial" w:hAnsi="Arial" w:cs="Arial"/>
+                        <w:sz w:val="18"/>
+                        <w:szCs w:val="18"/>
                       </w:rPr>
                       <w:t>.</w:t>
                     </w:r>
@@ -1505,52 +1038,6 @@
         </mc:Fallback>
       </mc:AlternateContent>
     </w:r>
-    <w:r>
-      <w:rPr>
-        <w:noProof/>
-      </w:rPr>
-      <w:drawing>
-        <wp:inline distT="0" distB="0" distL="0" distR="0" wp14:anchorId="06D15DF9" wp14:editId="729AD8D7">
-          <wp:extent cx="2124075" cy="600075"/>
-          <wp:effectExtent l="0" t="0" r="9525" b="9525"/>
-          <wp:docPr id="6" name="Picture 6"/>
-          <wp:cNvGraphicFramePr>
-            <a:graphicFrameLocks xmlns:a="http://schemas.openxmlformats.org/drawingml/2006/main" noChangeAspect="1"/>
-          </wp:cNvGraphicFramePr>
-          <a:graphic xmlns:a="http://schemas.openxmlformats.org/drawingml/2006/main">
-            <a:graphicData uri="http://schemas.openxmlformats.org/drawingml/2006/picture">
-              <pic:pic xmlns:pic="http://schemas.openxmlformats.org/drawingml/2006/picture">
-                <pic:nvPicPr>
-                  <pic:cNvPr id="0" name="download.png"/>
-                  <pic:cNvPicPr/>
-                </pic:nvPicPr>
-                <pic:blipFill>
-                  <a:blip r:embed="rId1">
-                    <a:extLst>
-                      <a:ext uri="{28A0092B-C50C-407E-A947-70E740481C1C}">
-                        <a14:useLocalDpi xmlns:a14="http://schemas.microsoft.com/office/drawing/2010/main" val="0"/>
-                      </a:ext>
-                    </a:extLst>
-                  </a:blip>
-                  <a:stretch>
-                    <a:fillRect/>
-                  </a:stretch>
-                </pic:blipFill>
-                <pic:spPr>
-                  <a:xfrm>
-                    <a:off x="0" y="0"/>
-                    <a:ext cx="2124075" cy="600075"/>
-                  </a:xfrm>
-                  <a:prstGeom prst="rect">
-                    <a:avLst/>
-                  </a:prstGeom>
-                </pic:spPr>
-              </pic:pic>
-            </a:graphicData>
-          </a:graphic>
-        </wp:inline>
-      </w:drawing>
-    </w:r>
   </w:p>
   <w:p>
     <w:pPr>
@@ -1561,240 +1048,6 @@
         <w:tab w:val="left" w:pos="13455"/>
       </w:tabs>
     </w:pPr>
-    <w:r>
-      <w:rPr>
-        <w:rFonts w:ascii="Arial Narrow" w:hAnsi="Arial Narrow" w:cs="Arial"/>
-        <w:noProof/>
-        <w:sz w:val="20"/>
-        <w:szCs w:val="20"/>
-      </w:rPr>
-      <mc:AlternateContent>
-        <mc:Choice Requires="wps">
-          <w:drawing>
-            <wp:anchor distT="0" distB="0" distL="114300" distR="114300" simplePos="0" relativeHeight="251661312" behindDoc="0" locked="0" layoutInCell="1" allowOverlap="1" wp14:anchorId="109EBC35" wp14:editId="7FDADCE2">
-              <wp:simplePos x="0" y="0"/>
-              <wp:positionH relativeFrom="column">
-                <wp:posOffset>-155575</wp:posOffset>
-              </wp:positionH>
-              <wp:positionV relativeFrom="paragraph">
-                <wp:posOffset>635</wp:posOffset>
-              </wp:positionV>
-              <wp:extent cx="2298700" cy="238125"/>
-              <wp:effectExtent l="0" t="0" r="0" b="0"/>
-              <wp:wrapNone/>
-              <wp:docPr id="217" name="Text Box 2"/>
-              <wp:cNvGraphicFramePr>
-                <a:graphicFrameLocks xmlns:a="http://schemas.openxmlformats.org/drawingml/2006/main"/>
-              </wp:cNvGraphicFramePr>
-              <a:graphic xmlns:a="http://schemas.openxmlformats.org/drawingml/2006/main">
-                <a:graphicData uri="http://schemas.microsoft.com/office/word/2010/wordprocessingShape">
-                  <wps:wsp>
-                    <wps:cNvSpPr txBox="1">
-                      <a:spLocks noChangeArrowheads="1"/>
-                    </wps:cNvSpPr>
-                    <wps:spPr bwMode="auto">
-                      <a:xfrm>
-                        <a:off x="0" y="0"/>
-                        <a:ext cx="2298700" cy="238125"/>
-                      </a:xfrm>
-                      <a:prstGeom prst="rect">
-                        <a:avLst/>
-                      </a:prstGeom>
-                      <a:noFill/>
-                      <a:ln w="9525">
-                        <a:noFill/>
-                        <a:miter lim="800000"/>
-                        <a:headEnd/>
-                        <a:tailEnd/>
-                      </a:ln>
-                    </wps:spPr>
-                    <wps:txbx>
-                      <w:txbxContent>
-                        <w:p>
-                          <w:pPr>
-                            <w:spacing w:line="278" w:lineRule="auto"/>
-                            <w:ind w:right="40"/>
-                            <w:jc w:val="both"/>
-                            <w:rPr>
-                              <w:rFonts w:ascii="Tahoma" w:eastAsia="Arial" w:hAnsi="Tahoma" w:cs="Tahoma"/>
-                              <w:b/>
-                              <w:sz w:val="16"/>
-                              <w:szCs w:val="16"/>
-                            </w:rPr>
-                          </w:pPr>
-                          <w:proofErr w:type="spellStart"/>
-                          <w:r>
-                            <w:rPr>
-                              <w:rFonts w:ascii="Tahoma" w:eastAsia="Arial" w:hAnsi="Tahoma" w:cs="Tahoma"/>
-                              <w:b/>
-                              <w:sz w:val="16"/>
-                              <w:szCs w:val="16"/>
-                            </w:rPr>
-                            <w:t>Sadma</w:t>
-                          </w:r>
-                          <w:proofErr w:type="spellEnd"/>
-                          <w:r>
-                            <w:rPr>
-                              <w:rFonts w:ascii="Tahoma" w:eastAsia="Arial" w:hAnsi="Tahoma" w:cs="Tahoma"/>
-                              <w:b/>
-                              <w:sz w:val="16"/>
-                              <w:szCs w:val="16"/>
-                            </w:rPr>
-                            <w:t xml:space="preserve"> </w:t>
-                          </w:r>
-                          <w:r>
-                            <w:rPr>
-                              <w:rFonts w:ascii="Tahoma" w:hAnsi="Tahoma" w:cs="Tahoma"/>
-                              <w:b/>
-                              <w:bCs/>
-                              <w:sz w:val="16"/>
-                              <w:szCs w:val="16"/>
-                            </w:rPr>
-                            <w:t>(</w:t>
-                          </w:r>
-                          <w:proofErr w:type="spellStart"/>
-                          <w:r>
-                            <w:rPr>
-                              <w:rFonts w:ascii="Tahoma" w:eastAsia="Arial" w:hAnsi="Tahoma" w:cs="Tahoma"/>
-                              <w:b/>
-                              <w:sz w:val="16"/>
-                              <w:szCs w:val="16"/>
-                            </w:rPr>
-                            <w:t>Sadma</w:t>
-                          </w:r>
-                          <w:proofErr w:type="spellEnd"/>
-                          <w:r>
-                            <w:rPr>
-                              <w:rFonts w:ascii="Tahoma" w:eastAsia="Arial" w:hAnsi="Tahoma" w:cs="Tahoma"/>
-                              <w:b/>
-                              <w:sz w:val="16"/>
-                              <w:szCs w:val="16"/>
-                            </w:rPr>
-                            <w:t xml:space="preserve"> Fashion Wear Ltd)</w:t>
-                          </w:r>
-                        </w:p>
-                        <w:p>
-                          <w:pPr>
-                            <w:rPr>
-                              <w:sz w:val="20"/>
-                              <w:szCs w:val="20"/>
-                            </w:rPr>
-                          </w:pPr>
-                          <w:r>
-                            <w:rPr>
-                              <w:rFonts w:ascii="Arial,Bold" w:hAnsi="Arial,Bold" w:cs="Arial,Bold"/>
-                              <w:b/>
-                              <w:bCs/>
-                              <w:sz w:val="20"/>
-                              <w:szCs w:val="20"/>
-                            </w:rPr>
-                            <w:t>)</w:t>
-                          </w:r>
-                        </w:p>
-                      </w:txbxContent>
-                    </wps:txbx>
-                    <wps:bodyPr rot="0" vert="horz" wrap="square" lIns="91440" tIns="45720" rIns="91440" bIns="45720" anchor="t" anchorCtr="0">
-                      <a:noAutofit/>
-                    </wps:bodyPr>
-                  </wps:wsp>
-                </a:graphicData>
-              </a:graphic>
-            </wp:anchor>
-          </w:drawing>
-        </mc:Choice>
-        <mc:Fallback>
-          <w:pict>
-            <v:shape id="_x0000_s1028" type="#_x0000_t202" style="position:absolute;margin-left:-12.25pt;margin-top:.05pt;width:181pt;height:18.75pt;z-index:251661312;visibility:visible;mso-wrap-style:square;mso-wrap-distance-left:9pt;mso-wrap-distance-top:0;mso-wrap-distance-right:9pt;mso-wrap-distance-bottom:0;mso-position-horizontal:absolute;mso-position-horizontal-relative:text;mso-position-vertical:absolute;mso-position-vertical-relative:text;v-text-anchor:top" o:gfxdata="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" filled="f" stroked="f">
-              <v:textbox>
-                <w:txbxContent>
-                  <w:p>
-                    <w:pPr>
-                      <w:spacing w:line="278" w:lineRule="auto"/>
-                      <w:ind w:right="40"/>
-                      <w:jc w:val="both"/>
-                      <w:rPr>
-                        <w:rFonts w:ascii="Tahoma" w:eastAsia="Arial" w:hAnsi="Tahoma" w:cs="Tahoma"/>
-                        <w:b/>
-                        <w:sz w:val="16"/>
-                        <w:szCs w:val="16"/>
-                      </w:rPr>
-                    </w:pPr>
-                    <w:proofErr w:type="spellStart"/>
-                    <w:r>
-                      <w:rPr>
-                        <w:rFonts w:ascii="Tahoma" w:eastAsia="Arial" w:hAnsi="Tahoma" w:cs="Tahoma"/>
-                        <w:b/>
-                        <w:sz w:val="16"/>
-                        <w:szCs w:val="16"/>
-                      </w:rPr>
-                      <w:t>Sadma</w:t>
-                    </w:r>
-                    <w:proofErr w:type="spellEnd"/>
-                    <w:r>
-                      <w:rPr>
-                        <w:rFonts w:ascii="Tahoma" w:eastAsia="Arial" w:hAnsi="Tahoma" w:cs="Tahoma"/>
-                        <w:b/>
-                        <w:sz w:val="16"/>
-                        <w:szCs w:val="16"/>
-                      </w:rPr>
-                      <w:t xml:space="preserve"> </w:t>
-                    </w:r>
-                    <w:r>
-                      <w:rPr>
-                        <w:rFonts w:ascii="Tahoma" w:hAnsi="Tahoma" w:cs="Tahoma"/>
-                        <w:b/>
-                        <w:bCs/>
-                        <w:sz w:val="16"/>
-                        <w:szCs w:val="16"/>
-                      </w:rPr>
-                      <w:t>(</w:t>
-                    </w:r>
-                    <w:proofErr w:type="spellStart"/>
-                    <w:r>
-                      <w:rPr>
-                        <w:rFonts w:ascii="Tahoma" w:eastAsia="Arial" w:hAnsi="Tahoma" w:cs="Tahoma"/>
-                        <w:b/>
-                        <w:sz w:val="16"/>
-                        <w:szCs w:val="16"/>
-                      </w:rPr>
-                      <w:t>Sadma</w:t>
-                    </w:r>
-                    <w:proofErr w:type="spellEnd"/>
-                    <w:r>
-                      <w:rPr>
-                        <w:rFonts w:ascii="Tahoma" w:eastAsia="Arial" w:hAnsi="Tahoma" w:cs="Tahoma"/>
-                        <w:b/>
-                        <w:sz w:val="16"/>
-                        <w:szCs w:val="16"/>
-                      </w:rPr>
-                      <w:t xml:space="preserve"> Fashion Wear Ltd)</w:t>
-                    </w:r>
-                  </w:p>
-                  <w:p>
-                    <w:pPr>
-                      <w:rPr>
-                        <w:sz w:val="20"/>
-                        <w:szCs w:val="20"/>
-                      </w:rPr>
-                    </w:pPr>
-                    <w:r>
-                      <w:rPr>
-                        <w:rFonts w:ascii="Arial,Bold" w:hAnsi="Arial,Bold" w:cs="Arial,Bold"/>
-                        <w:b/>
-                        <w:bCs/>
-                        <w:sz w:val="20"/>
-                        <w:szCs w:val="20"/>
-                      </w:rPr>
-                      <w:t>)</w:t>
-                    </w:r>
-                  </w:p>
-                </w:txbxContent>
-              </v:textbox>
-            </v:shape>
-          </w:pict>
-        </mc:Fallback>
-      </mc:AlternateContent>
-    </w:r>
   </w:p>
   <w:p>
     <w:pPr>
@@ -1832,6 +1085,16 @@
 </w:hdr>
 </file>
 
+<file path=word/header3.xml><?xml version="1.0" encoding="utf-8"?>
+<w:hdr xmlns:wpc="http://schemas.microsoft.com/office/word/2010/wordprocessingCanvas" xmlns:mc="http://schemas.openxmlformats.org/markup-compatibility/2006" xmlns:o="urn:schemas-microsoft-com:office:office" xmlns:r="http://schemas.openxmlformats.org/officeDocument/2006/relationships" xmlns:m="http://schemas.openxmlformats.org/officeDocument/2006/math" xmlns:v="urn:schemas-microsoft-com:vml" xmlns:wp14="http://schemas.microsoft.com/office/word/2010/wordprocessingDrawing" xmlns:wp="http://schemas.openxmlformats.org/drawingml/2006/wordprocessingDrawing" xmlns:w10="urn:schemas-microsoft-com:office:word" xmlns:w="http://schemas.openxmlformats.org/wordprocessingml/2006/main" xmlns:w14="http://schemas.microsoft.com/office/word/2010/wordml" xmlns:wpg="http://schemas.microsoft.com/office/word/2010/wordprocessingGroup" xmlns:wpi="http://schemas.microsoft.com/office/word/2010/wordprocessingInk" xmlns:wne="http://schemas.microsoft.com/office/word/2006/wordml" xmlns:wps="http://schemas.microsoft.com/office/word/2010/wordprocessingShape" mc:Ignorable="w14 wp14">
+  <w:p>
+    <w:pPr>
+      <w:pStyle w:val="Header"/>
+    </w:pPr>
+  </w:p>
+</w:hdr>
+</file>
+
 <file path=word/numbering.xml><?xml version="1.0" encoding="utf-8"?>
 <w:numbering xmlns:wpc="http://schemas.microsoft.com/office/word/2010/wordprocessingCanvas" xmlns:mc="http://schemas.openxmlformats.org/markup-compatibility/2006" xmlns:o="urn:schemas-microsoft-com:office:office" xmlns:r="http://schemas.openxmlformats.org/officeDocument/2006/relationships" xmlns:m="http://schemas.openxmlformats.org/officeDocument/2006/math" xmlns:v="urn:schemas-microsoft-com:vml" xmlns:wp14="http://schemas.microsoft.com/office/word/2010/wordprocessingDrawing" xmlns:wp="http://schemas.openxmlformats.org/drawingml/2006/wordprocessingDrawing" xmlns:w10="urn:schemas-microsoft-com:office:word" xmlns:w="http://schemas.openxmlformats.org/wordprocessingml/2006/main" xmlns:w14="http://schemas.microsoft.com/office/word/2010/wordml" xmlns:wpg="http://schemas.microsoft.com/office/word/2010/wordprocessingGroup" xmlns:wpi="http://schemas.microsoft.com/office/word/2010/wordprocessingInk" xmlns:wne="http://schemas.microsoft.com/office/word/2006/wordml" xmlns:wps="http://schemas.microsoft.com/office/word/2010/wordprocessingShape" mc:Ignorable="w14 wp14">
   <w:abstractNum w:abstractNumId="0">
@@ -2218,7 +1481,11 @@
         <w:lang w:val="en-US" w:eastAsia="en-US" w:bidi="ar-SA"/>
       </w:rPr>
     </w:rPrDefault>
-    <w:pPrDefault/>
+    <w:pPrDefault>
+      <w:pPr>
+        <w:spacing w:after="160" w:line="259" w:lineRule="auto"/>
+      </w:pPr>
+    </w:pPrDefault>
   </w:docDefaults>
   <w:latentStyles w:defLockedState="0" w:defUIPriority="99" w:defSemiHidden="1" w:defUnhideWhenUsed="1" w:defQFormat="0" w:count="267">
     <w:lsdException w:name="Normal" w:semiHidden="0" w:uiPriority="0" w:unhideWhenUsed="0" w:qFormat="1"/>
@@ -2395,6 +1662,9 @@
     <w:basedOn w:val="TableNormal"/>
     <w:uiPriority w:val="39"/>
     <w:rsid w:val="00E11788"/>
+    <w:pPr>
+      <w:spacing w:after="0" w:line="240" w:lineRule="auto"/>
+    </w:pPr>
     <w:tblPr>
       <w:tblBorders>
         <w:top w:val="single" w:sz="4" w:space="0" w:color="auto"/>
@@ -2418,6 +1688,7 @@
         <w:tab w:val="center" w:pos="4680"/>
         <w:tab w:val="right" w:pos="9360"/>
       </w:tabs>
+      <w:spacing w:after="0" w:line="240" w:lineRule="auto"/>
     </w:pPr>
   </w:style>
   <w:style w:type="character" w:customStyle="1" w:styleId="HeaderChar">
@@ -2439,6 +1710,7 @@
         <w:tab w:val="center" w:pos="4680"/>
         <w:tab w:val="right" w:pos="9360"/>
       </w:tabs>
+      <w:spacing w:after="0" w:line="240" w:lineRule="auto"/>
     </w:pPr>
   </w:style>
   <w:style w:type="character" w:customStyle="1" w:styleId="FooterChar">
@@ -2468,6 +1740,9 @@
     <w:semiHidden/>
     <w:unhideWhenUsed/>
     <w:rsid w:val="0025478F"/>
+    <w:pPr>
+      <w:spacing w:line="240" w:lineRule="auto"/>
+    </w:pPr>
     <w:rPr>
       <w:sz w:val="20"/>
       <w:szCs w:val="20"/>
@@ -2521,6 +1796,9 @@
     <w:semiHidden/>
     <w:unhideWhenUsed/>
     <w:rsid w:val="0025478F"/>
+    <w:pPr>
+      <w:spacing w:after="0" w:line="240" w:lineRule="auto"/>
+    </w:pPr>
     <w:rPr>
       <w:rFonts w:ascii="Segoe UI" w:hAnsi="Segoe UI" w:cs="Segoe UI"/>
       <w:sz w:val="18"/>
@@ -2604,7 +1882,11 @@
         <w:lang w:val="en-US" w:eastAsia="en-US" w:bidi="ar-SA"/>
       </w:rPr>
     </w:rPrDefault>
-    <w:pPrDefault/>
+    <w:pPrDefault>
+      <w:pPr>
+        <w:spacing w:after="160" w:line="259" w:lineRule="auto"/>
+      </w:pPr>
+    </w:pPrDefault>
   </w:docDefaults>
   <w:latentStyles w:defLockedState="0" w:defUIPriority="99" w:defSemiHidden="1" w:defUnhideWhenUsed="1" w:defQFormat="0" w:count="267">
     <w:lsdException w:name="Normal" w:semiHidden="0" w:uiPriority="0" w:unhideWhenUsed="0" w:qFormat="1"/>
@@ -2781,6 +2063,9 @@
     <w:basedOn w:val="TableNormal"/>
     <w:uiPriority w:val="39"/>
     <w:rsid w:val="00E11788"/>
+    <w:pPr>
+      <w:spacing w:after="0" w:line="240" w:lineRule="auto"/>
+    </w:pPr>
     <w:tblPr>
       <w:tblBorders>
         <w:top w:val="single" w:sz="4" w:space="0" w:color="auto"/>
@@ -2804,6 +2089,7 @@
         <w:tab w:val="center" w:pos="4680"/>
         <w:tab w:val="right" w:pos="9360"/>
       </w:tabs>
+      <w:spacing w:after="0" w:line="240" w:lineRule="auto"/>
     </w:pPr>
   </w:style>
   <w:style w:type="character" w:customStyle="1" w:styleId="HeaderChar">
@@ -2825,6 +2111,7 @@
         <w:tab w:val="center" w:pos="4680"/>
         <w:tab w:val="right" w:pos="9360"/>
       </w:tabs>
+      <w:spacing w:after="0" w:line="240" w:lineRule="auto"/>
     </w:pPr>
   </w:style>
   <w:style w:type="character" w:customStyle="1" w:styleId="FooterChar">
@@ -2854,6 +2141,9 @@
     <w:semiHidden/>
     <w:unhideWhenUsed/>
     <w:rsid w:val="0025478F"/>
+    <w:pPr>
+      <w:spacing w:line="240" w:lineRule="auto"/>
+    </w:pPr>
     <w:rPr>
       <w:sz w:val="20"/>
       <w:szCs w:val="20"/>
@@ -2907,6 +2197,9 @@
     <w:semiHidden/>
     <w:unhideWhenUsed/>
     <w:rsid w:val="0025478F"/>
+    <w:pPr>
+      <w:spacing w:after="0" w:line="240" w:lineRule="auto"/>
+    </w:pPr>
     <w:rPr>
       <w:rFonts w:ascii="Segoe UI" w:hAnsi="Segoe UI" w:cs="Segoe UI"/>
       <w:sz w:val="18"/>
@@ -3279,7 +2572,7 @@
 </file>
 
 <file path=customXml/itemProps1.xml><?xml version="1.0" encoding="utf-8"?>
-<ds:datastoreItem xmlns:ds="http://schemas.openxmlformats.org/officeDocument/2006/customXml" ds:itemID="{9CA1A692-8345-4A4F-8B86-110A5FFD44D1}">
+<ds:datastoreItem xmlns:ds="http://schemas.openxmlformats.org/officeDocument/2006/customXml" ds:itemID="{F9EC30B2-570B-4781-94A9-2598C17F1F7B}">
   <ds:schemaRefs>
     <ds:schemaRef ds:uri="http://schemas.openxmlformats.org/officeDocument/2006/bibliography"/>
   </ds:schemaRefs>
